--- a/data_report.docx
+++ b/data_report.docx
@@ -53,22 +53,6 @@
     </w:p>
     <w:p>
       <w:pPr>
-        <w:pStyle w:val="Heading2"/>
-        <w:rPr>
-          <w:rFonts w:ascii="Times New Roman" w:hAnsi="Times New Roman" w:cs="Times New Roman"/>
-          <w:color w:val="auto"/>
-        </w:rPr>
-      </w:pPr>
-      <w:r>
-        <w:rPr>
-          <w:rFonts w:ascii="Times New Roman" w:hAnsi="Times New Roman" w:cs="Times New Roman"/>
-          <w:color w:val="auto"/>
-        </w:rPr>
-        <w:t>1.1. Phát biểu vấn đề</w:t>
-      </w:r>
-    </w:p>
-    <w:p>
-      <w:pPr>
         <w:rPr>
           <w:rFonts w:ascii="Times New Roman" w:hAnsi="Times New Roman" w:cs="Times New Roman"/>
           <w:sz w:val="26"/>
@@ -81,7 +65,79 @@
           <w:sz w:val="26"/>
           <w:szCs w:val="26"/>
         </w:rPr>
-        <w:t>UAV hiện đại thường mang đồng thời camera quang học (RGB) và camera hồng ngoại (IR). Câu hỏi thực tế đặt ra là: với cùng một mô hình, khi huấn luyện trên dữ liệu thu từ cảm biến của UAV trong chuyến bay thật, việc kết hợp (fusion) hai luồng cảm biến có thực sự cho kết quả phát hiện đối tượng tốt hơn dùng từng cảm biến riêng lẻ hay không?</w:t>
+        <w:t xml:space="preserve">UAV </w:t>
+      </w:r>
+      <w:proofErr w:type="spellStart"/>
+      <w:r>
+        <w:rPr>
+          <w:rFonts w:ascii="Times New Roman" w:hAnsi="Times New Roman" w:cs="Times New Roman"/>
+          <w:sz w:val="26"/>
+          <w:szCs w:val="26"/>
+        </w:rPr>
+        <w:t>hiện</w:t>
+      </w:r>
+      <w:proofErr w:type="spellEnd"/>
+      <w:r>
+        <w:rPr>
+          <w:rFonts w:ascii="Times New Roman" w:hAnsi="Times New Roman" w:cs="Times New Roman"/>
+          <w:sz w:val="26"/>
+          <w:szCs w:val="26"/>
+        </w:rPr>
+        <w:t xml:space="preserve"> </w:t>
+      </w:r>
+      <w:proofErr w:type="spellStart"/>
+      <w:r>
+        <w:rPr>
+          <w:rFonts w:ascii="Times New Roman" w:hAnsi="Times New Roman" w:cs="Times New Roman"/>
+          <w:sz w:val="26"/>
+          <w:szCs w:val="26"/>
+        </w:rPr>
+        <w:t>đại</w:t>
+      </w:r>
+      <w:proofErr w:type="spellEnd"/>
+      <w:r>
+        <w:rPr>
+          <w:rFonts w:ascii="Times New Roman" w:hAnsi="Times New Roman" w:cs="Times New Roman"/>
+          <w:sz w:val="26"/>
+          <w:szCs w:val="26"/>
+        </w:rPr>
+        <w:t xml:space="preserve"> </w:t>
+      </w:r>
+      <w:proofErr w:type="spellStart"/>
+      <w:r>
+        <w:rPr>
+          <w:rFonts w:ascii="Times New Roman" w:hAnsi="Times New Roman" w:cs="Times New Roman"/>
+          <w:sz w:val="26"/>
+          <w:szCs w:val="26"/>
+        </w:rPr>
+        <w:t>thường</w:t>
+      </w:r>
+      <w:proofErr w:type="spellEnd"/>
+      <w:r>
+        <w:rPr>
+          <w:rFonts w:ascii="Times New Roman" w:hAnsi="Times New Roman" w:cs="Times New Roman"/>
+          <w:sz w:val="26"/>
+          <w:szCs w:val="26"/>
+        </w:rPr>
+        <w:t xml:space="preserve"> </w:t>
+      </w:r>
+      <w:proofErr w:type="spellStart"/>
+      <w:r>
+        <w:rPr>
+          <w:rFonts w:ascii="Times New Roman" w:hAnsi="Times New Roman" w:cs="Times New Roman"/>
+          <w:sz w:val="26"/>
+          <w:szCs w:val="26"/>
+        </w:rPr>
+        <w:t>mang</w:t>
+      </w:r>
+      <w:proofErr w:type="spellEnd"/>
+      <w:r>
+        <w:rPr>
+          <w:rFonts w:ascii="Times New Roman" w:hAnsi="Times New Roman" w:cs="Times New Roman"/>
+          <w:sz w:val="26"/>
+          <w:szCs w:val="26"/>
+        </w:rPr>
+        <w:t xml:space="preserve"> đồng thời camera quang học (RGB) và camera hồng ngoại (IR). Câu hỏi thực tế đặt ra là: với cùng một mô hình, khi huấn luyện trên dữ liệu thu từ cảm biến của UAV trong chuyến bay thật, việc kết hợp (fusion) hai luồng cảm biến có thực sự cho kết quả phát hiện đối tượng tốt hơn dùng từng cảm biến riêng lẻ hay không?</w:t>
       </w:r>
     </w:p>
     <w:p>
@@ -140,1027 +196,6 @@
     </w:p>
     <w:p>
       <w:pPr>
-        <w:pStyle w:val="Heading2"/>
-        <w:rPr>
-          <w:rFonts w:ascii="Times New Roman" w:hAnsi="Times New Roman" w:cs="Times New Roman"/>
-          <w:color w:val="auto"/>
-        </w:rPr>
-      </w:pPr>
-      <w:r>
-        <w:rPr>
-          <w:rFonts w:ascii="Times New Roman" w:hAnsi="Times New Roman" w:cs="Times New Roman"/>
-          <w:color w:val="auto"/>
-        </w:rPr>
-        <w:t>1.2. Bốn câu hỏi nghiên cứu</w:t>
-      </w:r>
-    </w:p>
-    <w:tbl>
-      <w:tblPr>
-        <w:tblStyle w:val="TableGrid"/>
-        <w:tblW w:w="0" w:type="auto"/>
-        <w:jc w:val="center"/>
-        <w:tblLayout w:type="fixed"/>
-        <w:tblLook w:val="04A0" w:firstRow="1" w:lastRow="0" w:firstColumn="1" w:lastColumn="0" w:noHBand="0" w:noVBand="1"/>
-      </w:tblPr>
-      <w:tblGrid>
-        <w:gridCol w:w="1077"/>
-        <w:gridCol w:w="4649"/>
-        <w:gridCol w:w="3628"/>
-      </w:tblGrid>
-      <w:tr>
-        <w:trPr>
-          <w:jc w:val="center"/>
-        </w:trPr>
-        <w:tc>
-          <w:tcPr>
-            <w:tcW w:w="1077" w:type="dxa"/>
-            <w:shd w:val="clear" w:color="auto" w:fill="DCE6F1"/>
-          </w:tcPr>
-          <w:p>
-            <w:pPr>
-              <w:spacing w:after="40" w:line="240" w:lineRule="auto"/>
-              <w:rPr>
-                <w:rFonts w:ascii="Times New Roman" w:hAnsi="Times New Roman" w:cs="Times New Roman"/>
-                <w:sz w:val="26"/>
-                <w:szCs w:val="26"/>
-              </w:rPr>
-            </w:pPr>
-            <w:r>
-              <w:rPr>
-                <w:rFonts w:ascii="Times New Roman" w:hAnsi="Times New Roman" w:cs="Times New Roman"/>
-                <w:b/>
-                <w:sz w:val="26"/>
-                <w:szCs w:val="26"/>
-              </w:rPr>
-              <w:t>ID</w:t>
-            </w:r>
-          </w:p>
-        </w:tc>
-        <w:tc>
-          <w:tcPr>
-            <w:tcW w:w="4649" w:type="dxa"/>
-            <w:shd w:val="clear" w:color="auto" w:fill="DCE6F1"/>
-          </w:tcPr>
-          <w:p>
-            <w:pPr>
-              <w:spacing w:after="40" w:line="240" w:lineRule="auto"/>
-              <w:rPr>
-                <w:rFonts w:ascii="Times New Roman" w:hAnsi="Times New Roman" w:cs="Times New Roman"/>
-                <w:sz w:val="26"/>
-                <w:szCs w:val="26"/>
-              </w:rPr>
-            </w:pPr>
-            <w:r>
-              <w:rPr>
-                <w:rFonts w:ascii="Times New Roman" w:hAnsi="Times New Roman" w:cs="Times New Roman"/>
-                <w:b/>
-                <w:sz w:val="26"/>
-                <w:szCs w:val="26"/>
-              </w:rPr>
-              <w:t>Câu hỏi</w:t>
-            </w:r>
-          </w:p>
-        </w:tc>
-        <w:tc>
-          <w:tcPr>
-            <w:tcW w:w="3628" w:type="dxa"/>
-            <w:shd w:val="clear" w:color="auto" w:fill="DCE6F1"/>
-          </w:tcPr>
-          <w:p>
-            <w:pPr>
-              <w:spacing w:after="40" w:line="240" w:lineRule="auto"/>
-              <w:rPr>
-                <w:rFonts w:ascii="Times New Roman" w:hAnsi="Times New Roman" w:cs="Times New Roman"/>
-                <w:sz w:val="26"/>
-                <w:szCs w:val="26"/>
-              </w:rPr>
-            </w:pPr>
-            <w:r>
-              <w:rPr>
-                <w:rFonts w:ascii="Times New Roman" w:hAnsi="Times New Roman" w:cs="Times New Roman"/>
-                <w:b/>
-                <w:sz w:val="26"/>
-                <w:szCs w:val="26"/>
-              </w:rPr>
-              <w:t>Cách trả lời</w:t>
-            </w:r>
-          </w:p>
-        </w:tc>
-      </w:tr>
-      <w:tr>
-        <w:trPr>
-          <w:jc w:val="center"/>
-        </w:trPr>
-        <w:tc>
-          <w:tcPr>
-            <w:tcW w:w="1077" w:type="dxa"/>
-          </w:tcPr>
-          <w:p>
-            <w:pPr>
-              <w:spacing w:after="40" w:line="240" w:lineRule="auto"/>
-              <w:rPr>
-                <w:rFonts w:ascii="Times New Roman" w:hAnsi="Times New Roman" w:cs="Times New Roman"/>
-                <w:sz w:val="26"/>
-                <w:szCs w:val="26"/>
-              </w:rPr>
-            </w:pPr>
-            <w:r>
-              <w:rPr>
-                <w:rFonts w:ascii="Times New Roman" w:hAnsi="Times New Roman" w:cs="Times New Roman"/>
-                <w:sz w:val="26"/>
-                <w:szCs w:val="26"/>
-              </w:rPr>
-              <w:t>RQ1</w:t>
-            </w:r>
-            <w:r>
-              <w:rPr>
-                <w:rFonts w:ascii="Times New Roman" w:hAnsi="Times New Roman" w:cs="Times New Roman"/>
-                <w:sz w:val="26"/>
-                <w:szCs w:val="26"/>
-              </w:rPr>
-              <w:br/>
-              <w:t>(</w:t>
-            </w:r>
-            <w:proofErr w:type="spellStart"/>
-            <w:r>
-              <w:rPr>
-                <w:rFonts w:ascii="Times New Roman" w:hAnsi="Times New Roman" w:cs="Times New Roman"/>
-                <w:sz w:val="26"/>
-                <w:szCs w:val="26"/>
-              </w:rPr>
-              <w:t>chính</w:t>
-            </w:r>
-            <w:proofErr w:type="spellEnd"/>
-            <w:r>
-              <w:rPr>
-                <w:rFonts w:ascii="Times New Roman" w:hAnsi="Times New Roman" w:cs="Times New Roman"/>
-                <w:sz w:val="26"/>
-                <w:szCs w:val="26"/>
-              </w:rPr>
-              <w:t>)</w:t>
-            </w:r>
-          </w:p>
-        </w:tc>
-        <w:tc>
-          <w:tcPr>
-            <w:tcW w:w="4649" w:type="dxa"/>
-          </w:tcPr>
-          <w:p>
-            <w:pPr>
-              <w:spacing w:after="40" w:line="240" w:lineRule="auto"/>
-              <w:rPr>
-                <w:rFonts w:ascii="Times New Roman" w:hAnsi="Times New Roman" w:cs="Times New Roman"/>
-                <w:sz w:val="26"/>
-                <w:szCs w:val="26"/>
-              </w:rPr>
-            </w:pPr>
-            <w:r>
-              <w:rPr>
-                <w:rFonts w:ascii="Times New Roman" w:hAnsi="Times New Roman" w:cs="Times New Roman"/>
-                <w:sz w:val="26"/>
-                <w:szCs w:val="26"/>
-              </w:rPr>
-              <w:t>Với cùng số mẫu huấn luyện và CÙNG SỐ THAM SỐ, fusion RGB–IR có cải thiện độ chính xác so với từng modality đơn lẻ không, và cải thiện bao nhiêu?</w:t>
-            </w:r>
-          </w:p>
-        </w:tc>
-        <w:tc>
-          <w:tcPr>
-            <w:tcW w:w="3628" w:type="dxa"/>
-          </w:tcPr>
-          <w:p>
-            <w:pPr>
-              <w:spacing w:after="40" w:line="240" w:lineRule="auto"/>
-              <w:rPr>
-                <w:rFonts w:ascii="Times New Roman" w:hAnsi="Times New Roman" w:cs="Times New Roman"/>
-                <w:sz w:val="26"/>
-                <w:szCs w:val="26"/>
-              </w:rPr>
-            </w:pPr>
-            <w:r>
-              <w:rPr>
-                <w:rFonts w:ascii="Times New Roman" w:hAnsi="Times New Roman" w:cs="Times New Roman"/>
-                <w:sz w:val="26"/>
-                <w:szCs w:val="26"/>
-              </w:rPr>
-              <w:t>So sánh F2a với đối chứng capacity C2 (mục 4.2)</w:t>
-            </w:r>
-          </w:p>
-        </w:tc>
-      </w:tr>
-      <w:tr>
-        <w:trPr>
-          <w:jc w:val="center"/>
-        </w:trPr>
-        <w:tc>
-          <w:tcPr>
-            <w:tcW w:w="1077" w:type="dxa"/>
-          </w:tcPr>
-          <w:p>
-            <w:pPr>
-              <w:spacing w:after="40" w:line="240" w:lineRule="auto"/>
-              <w:rPr>
-                <w:rFonts w:ascii="Times New Roman" w:hAnsi="Times New Roman" w:cs="Times New Roman"/>
-                <w:sz w:val="26"/>
-                <w:szCs w:val="26"/>
-              </w:rPr>
-            </w:pPr>
-            <w:r>
-              <w:rPr>
-                <w:rFonts w:ascii="Times New Roman" w:hAnsi="Times New Roman" w:cs="Times New Roman"/>
-                <w:sz w:val="26"/>
-                <w:szCs w:val="26"/>
-              </w:rPr>
-              <w:t>RQ2</w:t>
-            </w:r>
-          </w:p>
-        </w:tc>
-        <w:tc>
-          <w:tcPr>
-            <w:tcW w:w="4649" w:type="dxa"/>
-          </w:tcPr>
-          <w:p>
-            <w:pPr>
-              <w:spacing w:after="40" w:line="240" w:lineRule="auto"/>
-              <w:rPr>
-                <w:rFonts w:ascii="Times New Roman" w:hAnsi="Times New Roman" w:cs="Times New Roman"/>
-                <w:sz w:val="26"/>
-                <w:szCs w:val="26"/>
-              </w:rPr>
-            </w:pPr>
-            <w:r>
-              <w:rPr>
-                <w:rFonts w:ascii="Times New Roman" w:hAnsi="Times New Roman" w:cs="Times New Roman"/>
-                <w:sz w:val="26"/>
-                <w:szCs w:val="26"/>
-              </w:rPr>
-              <w:t>Chiến lược fusion nào (early / mid / late) cho tỉ lệ lợi ích trên chi phí tính toán tốt nhất?</w:t>
-            </w:r>
-          </w:p>
-        </w:tc>
-        <w:tc>
-          <w:tcPr>
-            <w:tcW w:w="3628" w:type="dxa"/>
-          </w:tcPr>
-          <w:p>
-            <w:pPr>
-              <w:spacing w:after="40" w:line="240" w:lineRule="auto"/>
-              <w:rPr>
-                <w:rFonts w:ascii="Times New Roman" w:hAnsi="Times New Roman" w:cs="Times New Roman"/>
-                <w:sz w:val="26"/>
-                <w:szCs w:val="26"/>
-              </w:rPr>
-            </w:pPr>
-            <w:r>
-              <w:rPr>
-                <w:rFonts w:ascii="Times New Roman" w:hAnsi="Times New Roman" w:cs="Times New Roman"/>
-                <w:sz w:val="26"/>
-                <w:szCs w:val="26"/>
-              </w:rPr>
-              <w:t>So sánh F1 / F2a / F2b / F3 kèm params, GFLOPs, FPS</w:t>
-            </w:r>
-          </w:p>
-        </w:tc>
-      </w:tr>
-      <w:tr>
-        <w:trPr>
-          <w:jc w:val="center"/>
-        </w:trPr>
-        <w:tc>
-          <w:tcPr>
-            <w:tcW w:w="1077" w:type="dxa"/>
-          </w:tcPr>
-          <w:p>
-            <w:pPr>
-              <w:spacing w:after="40" w:line="240" w:lineRule="auto"/>
-              <w:rPr>
-                <w:rFonts w:ascii="Times New Roman" w:hAnsi="Times New Roman" w:cs="Times New Roman"/>
-                <w:sz w:val="26"/>
-                <w:szCs w:val="26"/>
-              </w:rPr>
-            </w:pPr>
-            <w:r>
-              <w:rPr>
-                <w:rFonts w:ascii="Times New Roman" w:hAnsi="Times New Roman" w:cs="Times New Roman"/>
-                <w:sz w:val="26"/>
-                <w:szCs w:val="26"/>
-              </w:rPr>
-              <w:t>RQ3</w:t>
-            </w:r>
-          </w:p>
-        </w:tc>
-        <w:tc>
-          <w:tcPr>
-            <w:tcW w:w="4649" w:type="dxa"/>
-          </w:tcPr>
-          <w:p>
-            <w:pPr>
-              <w:spacing w:after="40" w:line="240" w:lineRule="auto"/>
-              <w:rPr>
-                <w:rFonts w:ascii="Times New Roman" w:hAnsi="Times New Roman" w:cs="Times New Roman"/>
-                <w:sz w:val="26"/>
-                <w:szCs w:val="26"/>
-              </w:rPr>
-            </w:pPr>
-            <w:r>
-              <w:rPr>
-                <w:rFonts w:ascii="Times New Roman" w:hAnsi="Times New Roman" w:cs="Times New Roman"/>
-                <w:sz w:val="26"/>
-                <w:szCs w:val="26"/>
-              </w:rPr>
-              <w:t>Lợi ích của fusion phân bố ra sao theo điều kiện vận hành (mức chiếu sáng, kích thước đối tượng, lớp)?</w:t>
-            </w:r>
-          </w:p>
-        </w:tc>
-        <w:tc>
-          <w:tcPr>
-            <w:tcW w:w="3628" w:type="dxa"/>
-          </w:tcPr>
-          <w:p>
-            <w:pPr>
-              <w:spacing w:after="40" w:line="240" w:lineRule="auto"/>
-              <w:rPr>
-                <w:rFonts w:ascii="Times New Roman" w:hAnsi="Times New Roman" w:cs="Times New Roman"/>
-                <w:sz w:val="26"/>
-                <w:szCs w:val="26"/>
-              </w:rPr>
-            </w:pPr>
-            <w:r>
-              <w:rPr>
-                <w:rFonts w:ascii="Times New Roman" w:hAnsi="Times New Roman" w:cs="Times New Roman"/>
-                <w:sz w:val="26"/>
-                <w:szCs w:val="26"/>
-              </w:rPr>
-              <w:t>Phân tầng kết quả + đường cong Δ mAP theo decile chiếu sáng</w:t>
-            </w:r>
-          </w:p>
-        </w:tc>
-      </w:tr>
-      <w:tr>
-        <w:trPr>
-          <w:jc w:val="center"/>
-        </w:trPr>
-        <w:tc>
-          <w:tcPr>
-            <w:tcW w:w="1077" w:type="dxa"/>
-          </w:tcPr>
-          <w:p>
-            <w:pPr>
-              <w:spacing w:after="40" w:line="240" w:lineRule="auto"/>
-              <w:rPr>
-                <w:rFonts w:ascii="Times New Roman" w:hAnsi="Times New Roman" w:cs="Times New Roman"/>
-                <w:sz w:val="26"/>
-                <w:szCs w:val="26"/>
-              </w:rPr>
-            </w:pPr>
-            <w:r>
-              <w:rPr>
-                <w:rFonts w:ascii="Times New Roman" w:hAnsi="Times New Roman" w:cs="Times New Roman"/>
-                <w:sz w:val="26"/>
-                <w:szCs w:val="26"/>
-              </w:rPr>
-              <w:t>RQ4</w:t>
-            </w:r>
-          </w:p>
-        </w:tc>
-        <w:tc>
-          <w:tcPr>
-            <w:tcW w:w="4649" w:type="dxa"/>
-          </w:tcPr>
-          <w:p>
-            <w:pPr>
-              <w:spacing w:after="40" w:line="240" w:lineRule="auto"/>
-              <w:rPr>
-                <w:rFonts w:ascii="Times New Roman" w:hAnsi="Times New Roman" w:cs="Times New Roman"/>
-                <w:sz w:val="26"/>
-                <w:szCs w:val="26"/>
-              </w:rPr>
-            </w:pPr>
-            <w:r>
-              <w:rPr>
-                <w:rFonts w:ascii="Times New Roman" w:hAnsi="Times New Roman" w:cs="Times New Roman"/>
-                <w:sz w:val="26"/>
-                <w:szCs w:val="26"/>
-              </w:rPr>
-              <w:t>Mỗi chiến lược fusion nhạy cảm ra sao với sai lệch đồng đăng ký giữa hai cảm biến?</w:t>
-            </w:r>
-          </w:p>
-        </w:tc>
-        <w:tc>
-          <w:tcPr>
-            <w:tcW w:w="3628" w:type="dxa"/>
-          </w:tcPr>
-          <w:p>
-            <w:pPr>
-              <w:spacing w:after="40" w:line="240" w:lineRule="auto"/>
-              <w:rPr>
-                <w:rFonts w:ascii="Times New Roman" w:hAnsi="Times New Roman" w:cs="Times New Roman"/>
-                <w:sz w:val="26"/>
-                <w:szCs w:val="26"/>
-              </w:rPr>
-            </w:pPr>
-            <w:r>
-              <w:rPr>
-                <w:rFonts w:ascii="Times New Roman" w:hAnsi="Times New Roman" w:cs="Times New Roman"/>
-                <w:sz w:val="26"/>
-                <w:szCs w:val="26"/>
-              </w:rPr>
-              <w:t xml:space="preserve">Ablation: dịch ảnh IR δ </w:t>
-            </w:r>
-            <w:r>
-              <w:rPr>
-                <w:rFonts w:ascii="Cambria Math" w:hAnsi="Cambria Math" w:cs="Cambria Math"/>
-                <w:sz w:val="26"/>
-                <w:szCs w:val="26"/>
-              </w:rPr>
-              <w:t>∈</w:t>
-            </w:r>
-            <w:r>
-              <w:rPr>
-                <w:rFonts w:ascii="Times New Roman" w:hAnsi="Times New Roman" w:cs="Times New Roman"/>
-                <w:sz w:val="26"/>
-                <w:szCs w:val="26"/>
-              </w:rPr>
-              <w:t xml:space="preserve"> {0, 2, 5, 10, 20} px lúc test</w:t>
-            </w:r>
-          </w:p>
-        </w:tc>
-      </w:tr>
-    </w:tbl>
-    <w:p>
-      <w:pPr>
-        <w:spacing w:after="40"/>
-        <w:rPr>
-          <w:rFonts w:ascii="Times New Roman" w:hAnsi="Times New Roman" w:cs="Times New Roman"/>
-          <w:sz w:val="26"/>
-          <w:szCs w:val="26"/>
-        </w:rPr>
-      </w:pPr>
-    </w:p>
-    <w:p>
-      <w:pPr>
-        <w:pStyle w:val="Heading2"/>
-        <w:rPr>
-          <w:rFonts w:ascii="Times New Roman" w:hAnsi="Times New Roman" w:cs="Times New Roman"/>
-          <w:color w:val="auto"/>
-        </w:rPr>
-      </w:pPr>
-      <w:r>
-        <w:rPr>
-          <w:rFonts w:ascii="Times New Roman" w:hAnsi="Times New Roman" w:cs="Times New Roman"/>
-          <w:color w:val="auto"/>
-        </w:rPr>
-        <w:t>1.3. Giả thuyết</w:t>
-      </w:r>
-    </w:p>
-    <w:tbl>
-      <w:tblPr>
-        <w:tblStyle w:val="TableGrid"/>
-        <w:tblW w:w="0" w:type="auto"/>
-        <w:jc w:val="center"/>
-        <w:tblLayout w:type="fixed"/>
-        <w:tblLook w:val="04A0" w:firstRow="1" w:lastRow="0" w:firstColumn="1" w:lastColumn="0" w:noHBand="0" w:noVBand="1"/>
-      </w:tblPr>
-      <w:tblGrid>
-        <w:gridCol w:w="850"/>
-        <w:gridCol w:w="4535"/>
-        <w:gridCol w:w="3969"/>
-      </w:tblGrid>
-      <w:tr>
-        <w:trPr>
-          <w:jc w:val="center"/>
-        </w:trPr>
-        <w:tc>
-          <w:tcPr>
-            <w:tcW w:w="850" w:type="dxa"/>
-            <w:shd w:val="clear" w:color="auto" w:fill="DCE6F1"/>
-          </w:tcPr>
-          <w:p>
-            <w:pPr>
-              <w:spacing w:after="40" w:line="240" w:lineRule="auto"/>
-              <w:rPr>
-                <w:rFonts w:ascii="Times New Roman" w:hAnsi="Times New Roman" w:cs="Times New Roman"/>
-                <w:sz w:val="26"/>
-                <w:szCs w:val="26"/>
-              </w:rPr>
-            </w:pPr>
-            <w:r>
-              <w:rPr>
-                <w:rFonts w:ascii="Times New Roman" w:hAnsi="Times New Roman" w:cs="Times New Roman"/>
-                <w:b/>
-                <w:sz w:val="26"/>
-                <w:szCs w:val="26"/>
-              </w:rPr>
-              <w:t>ID</w:t>
-            </w:r>
-          </w:p>
-        </w:tc>
-        <w:tc>
-          <w:tcPr>
-            <w:tcW w:w="4535" w:type="dxa"/>
-            <w:shd w:val="clear" w:color="auto" w:fill="DCE6F1"/>
-          </w:tcPr>
-          <w:p>
-            <w:pPr>
-              <w:spacing w:after="40" w:line="240" w:lineRule="auto"/>
-              <w:rPr>
-                <w:rFonts w:ascii="Times New Roman" w:hAnsi="Times New Roman" w:cs="Times New Roman"/>
-                <w:sz w:val="26"/>
-                <w:szCs w:val="26"/>
-              </w:rPr>
-            </w:pPr>
-            <w:r>
-              <w:rPr>
-                <w:rFonts w:ascii="Times New Roman" w:hAnsi="Times New Roman" w:cs="Times New Roman"/>
-                <w:b/>
-                <w:sz w:val="26"/>
-                <w:szCs w:val="26"/>
-              </w:rPr>
-              <w:t>Giả thuyết</w:t>
-            </w:r>
-          </w:p>
-        </w:tc>
-        <w:tc>
-          <w:tcPr>
-            <w:tcW w:w="3969" w:type="dxa"/>
-            <w:shd w:val="clear" w:color="auto" w:fill="DCE6F1"/>
-          </w:tcPr>
-          <w:p>
-            <w:pPr>
-              <w:spacing w:after="40" w:line="240" w:lineRule="auto"/>
-              <w:rPr>
-                <w:rFonts w:ascii="Times New Roman" w:hAnsi="Times New Roman" w:cs="Times New Roman"/>
-                <w:sz w:val="26"/>
-                <w:szCs w:val="26"/>
-              </w:rPr>
-            </w:pPr>
-            <w:r>
-              <w:rPr>
-                <w:rFonts w:ascii="Times New Roman" w:hAnsi="Times New Roman" w:cs="Times New Roman"/>
-                <w:b/>
-                <w:sz w:val="26"/>
-                <w:szCs w:val="26"/>
-              </w:rPr>
-              <w:t>Cơ sở</w:t>
-            </w:r>
-          </w:p>
-        </w:tc>
-      </w:tr>
-      <w:tr>
-        <w:trPr>
-          <w:jc w:val="center"/>
-        </w:trPr>
-        <w:tc>
-          <w:tcPr>
-            <w:tcW w:w="850" w:type="dxa"/>
-          </w:tcPr>
-          <w:p>
-            <w:pPr>
-              <w:spacing w:after="40" w:line="240" w:lineRule="auto"/>
-              <w:rPr>
-                <w:rFonts w:ascii="Times New Roman" w:hAnsi="Times New Roman" w:cs="Times New Roman"/>
-                <w:sz w:val="26"/>
-                <w:szCs w:val="26"/>
-              </w:rPr>
-            </w:pPr>
-            <w:r>
-              <w:rPr>
-                <w:rFonts w:ascii="Times New Roman" w:hAnsi="Times New Roman" w:cs="Times New Roman"/>
-                <w:sz w:val="26"/>
-                <w:szCs w:val="26"/>
-              </w:rPr>
-              <w:t>H1</w:t>
-            </w:r>
-          </w:p>
-        </w:tc>
-        <w:tc>
-          <w:tcPr>
-            <w:tcW w:w="4535" w:type="dxa"/>
-          </w:tcPr>
-          <w:p>
-            <w:pPr>
-              <w:spacing w:after="40" w:line="240" w:lineRule="auto"/>
-              <w:rPr>
-                <w:rFonts w:ascii="Times New Roman" w:hAnsi="Times New Roman" w:cs="Times New Roman"/>
-                <w:sz w:val="26"/>
-                <w:szCs w:val="26"/>
-              </w:rPr>
-            </w:pPr>
-            <w:r>
-              <w:rPr>
-                <w:rFonts w:ascii="Times New Roman" w:hAnsi="Times New Roman" w:cs="Times New Roman"/>
-                <w:sz w:val="26"/>
-                <w:szCs w:val="26"/>
-              </w:rPr>
-              <w:t>Fusion tốt hơn modality đơn lẻ tốt nhất, ngay cả sau khi đã kiểm soát capacity</w:t>
-            </w:r>
-          </w:p>
-        </w:tc>
-        <w:tc>
-          <w:tcPr>
-            <w:tcW w:w="3969" w:type="dxa"/>
-          </w:tcPr>
-          <w:p>
-            <w:pPr>
-              <w:spacing w:after="40" w:line="240" w:lineRule="auto"/>
-              <w:rPr>
-                <w:rFonts w:ascii="Times New Roman" w:hAnsi="Times New Roman" w:cs="Times New Roman"/>
-                <w:sz w:val="26"/>
-                <w:szCs w:val="26"/>
-              </w:rPr>
-            </w:pPr>
-            <w:r>
-              <w:rPr>
-                <w:rFonts w:ascii="Times New Roman" w:hAnsi="Times New Roman" w:cs="Times New Roman"/>
-                <w:sz w:val="26"/>
-                <w:szCs w:val="26"/>
-              </w:rPr>
-              <w:t>Giữa hai phổ tồn tại thông tin bổ sung thật sự</w:t>
-            </w:r>
-          </w:p>
-        </w:tc>
-      </w:tr>
-      <w:tr>
-        <w:trPr>
-          <w:jc w:val="center"/>
-        </w:trPr>
-        <w:tc>
-          <w:tcPr>
-            <w:tcW w:w="850" w:type="dxa"/>
-          </w:tcPr>
-          <w:p>
-            <w:pPr>
-              <w:spacing w:after="40" w:line="240" w:lineRule="auto"/>
-              <w:rPr>
-                <w:rFonts w:ascii="Times New Roman" w:hAnsi="Times New Roman" w:cs="Times New Roman"/>
-                <w:sz w:val="26"/>
-                <w:szCs w:val="26"/>
-              </w:rPr>
-            </w:pPr>
-            <w:r>
-              <w:rPr>
-                <w:rFonts w:ascii="Times New Roman" w:hAnsi="Times New Roman" w:cs="Times New Roman"/>
-                <w:sz w:val="26"/>
-                <w:szCs w:val="26"/>
-              </w:rPr>
-              <w:lastRenderedPageBreak/>
-              <w:t>H2</w:t>
-            </w:r>
-          </w:p>
-        </w:tc>
-        <w:tc>
-          <w:tcPr>
-            <w:tcW w:w="4535" w:type="dxa"/>
-          </w:tcPr>
-          <w:p>
-            <w:pPr>
-              <w:spacing w:after="40" w:line="240" w:lineRule="auto"/>
-              <w:rPr>
-                <w:rFonts w:ascii="Times New Roman" w:hAnsi="Times New Roman" w:cs="Times New Roman"/>
-                <w:sz w:val="26"/>
-                <w:szCs w:val="26"/>
-              </w:rPr>
-            </w:pPr>
-            <w:r>
-              <w:rPr>
-                <w:rFonts w:ascii="Times New Roman" w:hAnsi="Times New Roman" w:cs="Times New Roman"/>
-                <w:sz w:val="26"/>
-                <w:szCs w:val="26"/>
-              </w:rPr>
-              <w:t>Chênh lệch tập trung ở phân khúc thiếu sáng; ở phân khúc sáng chênh lệch nhỏ hoặc âm</w:t>
-            </w:r>
-          </w:p>
-        </w:tc>
-        <w:tc>
-          <w:tcPr>
-            <w:tcW w:w="3969" w:type="dxa"/>
-          </w:tcPr>
-          <w:p>
-            <w:pPr>
-              <w:spacing w:after="40" w:line="240" w:lineRule="auto"/>
-              <w:rPr>
-                <w:rFonts w:ascii="Times New Roman" w:hAnsi="Times New Roman" w:cs="Times New Roman"/>
-                <w:sz w:val="26"/>
-                <w:szCs w:val="26"/>
-              </w:rPr>
-            </w:pPr>
-            <w:r>
-              <w:rPr>
-                <w:rFonts w:ascii="Times New Roman" w:hAnsi="Times New Roman" w:cs="Times New Roman"/>
-                <w:sz w:val="26"/>
-                <w:szCs w:val="26"/>
-              </w:rPr>
-              <w:t>RGB đã đủ tốt khi đủ sáng; IR bù đắp khi thiếu sáng</w:t>
-            </w:r>
-          </w:p>
-        </w:tc>
-      </w:tr>
-      <w:tr>
-        <w:trPr>
-          <w:jc w:val="center"/>
-        </w:trPr>
-        <w:tc>
-          <w:tcPr>
-            <w:tcW w:w="850" w:type="dxa"/>
-          </w:tcPr>
-          <w:p>
-            <w:pPr>
-              <w:spacing w:after="40" w:line="240" w:lineRule="auto"/>
-              <w:rPr>
-                <w:rFonts w:ascii="Times New Roman" w:hAnsi="Times New Roman" w:cs="Times New Roman"/>
-                <w:sz w:val="26"/>
-                <w:szCs w:val="26"/>
-              </w:rPr>
-            </w:pPr>
-            <w:r>
-              <w:rPr>
-                <w:rFonts w:ascii="Times New Roman" w:hAnsi="Times New Roman" w:cs="Times New Roman"/>
-                <w:sz w:val="26"/>
-                <w:szCs w:val="26"/>
-              </w:rPr>
-              <w:t>H3</w:t>
-            </w:r>
-          </w:p>
-        </w:tc>
-        <w:tc>
-          <w:tcPr>
-            <w:tcW w:w="4535" w:type="dxa"/>
-          </w:tcPr>
-          <w:p>
-            <w:pPr>
-              <w:spacing w:after="40" w:line="240" w:lineRule="auto"/>
-              <w:rPr>
-                <w:rFonts w:ascii="Times New Roman" w:hAnsi="Times New Roman" w:cs="Times New Roman"/>
-                <w:sz w:val="26"/>
-                <w:szCs w:val="26"/>
-              </w:rPr>
-            </w:pPr>
-            <w:r>
-              <w:rPr>
-                <w:rFonts w:ascii="Times New Roman" w:hAnsi="Times New Roman" w:cs="Times New Roman"/>
-                <w:sz w:val="26"/>
-                <w:szCs w:val="26"/>
-              </w:rPr>
-              <w:t>Về mAP: mid &gt; early &gt; late. Về độ bền với misalignment: late bền nhất</w:t>
-            </w:r>
-          </w:p>
-        </w:tc>
-        <w:tc>
-          <w:tcPr>
-            <w:tcW w:w="3969" w:type="dxa"/>
-          </w:tcPr>
-          <w:p>
-            <w:pPr>
-              <w:spacing w:after="40" w:line="240" w:lineRule="auto"/>
-              <w:rPr>
-                <w:rFonts w:ascii="Times New Roman" w:hAnsi="Times New Roman" w:cs="Times New Roman"/>
-                <w:sz w:val="26"/>
-                <w:szCs w:val="26"/>
-              </w:rPr>
-            </w:pPr>
-            <w:r>
-              <w:rPr>
-                <w:rFonts w:ascii="Times New Roman" w:hAnsi="Times New Roman" w:cs="Times New Roman"/>
-                <w:sz w:val="26"/>
-                <w:szCs w:val="26"/>
-              </w:rPr>
-              <w:t>Mid học được trọng số thích ứng; late độc lập về không gian</w:t>
-            </w:r>
-          </w:p>
-        </w:tc>
-      </w:tr>
-    </w:tbl>
-    <w:p>
-      <w:pPr>
-        <w:spacing w:after="40"/>
-        <w:rPr>
-          <w:rFonts w:ascii="Times New Roman" w:hAnsi="Times New Roman" w:cs="Times New Roman"/>
-          <w:sz w:val="26"/>
-          <w:szCs w:val="26"/>
-        </w:rPr>
-      </w:pPr>
-    </w:p>
-    <w:p>
-      <w:pPr>
-        <w:rPr>
-          <w:rFonts w:ascii="Times New Roman" w:hAnsi="Times New Roman" w:cs="Times New Roman"/>
-          <w:sz w:val="26"/>
-          <w:szCs w:val="26"/>
-        </w:rPr>
-      </w:pPr>
-      <w:r>
-        <w:rPr>
-          <w:rFonts w:ascii="Times New Roman" w:hAnsi="Times New Roman" w:cs="Times New Roman"/>
-          <w:b/>
-          <w:sz w:val="26"/>
-          <w:szCs w:val="26"/>
-        </w:rPr>
-        <w:t xml:space="preserve">H2 quan trọng hơn H1. </w:t>
-      </w:r>
-      <w:r>
-        <w:rPr>
-          <w:rFonts w:ascii="Times New Roman" w:hAnsi="Times New Roman" w:cs="Times New Roman"/>
-          <w:sz w:val="26"/>
-          <w:szCs w:val="26"/>
-        </w:rPr>
-        <w:t>Chỉ chứng minh “fusion tốt hơn” thì đóng góp yếu, vì đây là điều literature đã nói nhiều. Phần có giá trị là trả lời được KHI NÀO fusion đáng dùng.</w:t>
-      </w:r>
-    </w:p>
-    <w:p>
-      <w:pPr>
-        <w:pStyle w:val="Heading2"/>
-        <w:rPr>
-          <w:rFonts w:ascii="Times New Roman" w:hAnsi="Times New Roman" w:cs="Times New Roman"/>
-          <w:color w:val="auto"/>
-        </w:rPr>
-      </w:pPr>
-      <w:r>
-        <w:rPr>
-          <w:rFonts w:ascii="Times New Roman" w:hAnsi="Times New Roman" w:cs="Times New Roman"/>
-          <w:color w:val="auto"/>
-        </w:rPr>
-        <w:t>1.4. Điểm mấu chốt về phương pháp: đối chứng capacity</w:t>
-      </w:r>
-    </w:p>
-    <w:p>
-      <w:pPr>
-        <w:rPr>
-          <w:rFonts w:ascii="Times New Roman" w:hAnsi="Times New Roman" w:cs="Times New Roman"/>
-          <w:sz w:val="26"/>
-          <w:szCs w:val="26"/>
-        </w:rPr>
-      </w:pPr>
-      <w:r>
-        <w:rPr>
-          <w:rFonts w:ascii="Times New Roman" w:hAnsi="Times New Roman" w:cs="Times New Roman"/>
-          <w:sz w:val="26"/>
-          <w:szCs w:val="26"/>
-        </w:rPr>
-        <w:t>Phần lớn công trình fusion so sánh một mô hình 2 backbone (fusion) với một mô hình 1 backbone (đơn lẻ), rồi quy toàn bộ chênh lệch cho fusion. Nhưng ở đây có hai nguồn đóng góp bị trộn lẫn:</w:t>
-      </w:r>
-    </w:p>
-    <w:p>
-      <w:pPr>
-        <w:pStyle w:val="ListBullet"/>
-        <w:rPr>
-          <w:rFonts w:ascii="Times New Roman" w:hAnsi="Times New Roman" w:cs="Times New Roman"/>
-          <w:sz w:val="26"/>
-          <w:szCs w:val="26"/>
-        </w:rPr>
-      </w:pPr>
-      <w:r>
-        <w:rPr>
-          <w:rFonts w:ascii="Times New Roman" w:hAnsi="Times New Roman" w:cs="Times New Roman"/>
-          <w:b/>
-          <w:sz w:val="26"/>
-          <w:szCs w:val="26"/>
-        </w:rPr>
-        <w:t xml:space="preserve">(a) thông tin bổ sung </w:t>
-      </w:r>
-      <w:r>
-        <w:rPr>
-          <w:rFonts w:ascii="Times New Roman" w:hAnsi="Times New Roman" w:cs="Times New Roman"/>
-          <w:sz w:val="26"/>
-          <w:szCs w:val="26"/>
-        </w:rPr>
-        <w:t>từ cảm biến thứ hai — đây mới là điều cần đo;</w:t>
-      </w:r>
-    </w:p>
-    <w:p>
-      <w:pPr>
-        <w:pStyle w:val="ListBullet"/>
-        <w:rPr>
-          <w:rFonts w:ascii="Times New Roman" w:hAnsi="Times New Roman" w:cs="Times New Roman"/>
-          <w:sz w:val="26"/>
-          <w:szCs w:val="26"/>
-        </w:rPr>
-      </w:pPr>
-      <w:r>
-        <w:rPr>
-          <w:rFonts w:ascii="Times New Roman" w:hAnsi="Times New Roman" w:cs="Times New Roman"/>
-          <w:b/>
-          <w:sz w:val="26"/>
-          <w:szCs w:val="26"/>
-        </w:rPr>
-        <w:t xml:space="preserve">(b) capacity </w:t>
-      </w:r>
-      <w:r>
-        <w:rPr>
-          <w:rFonts w:ascii="Times New Roman" w:hAnsi="Times New Roman" w:cs="Times New Roman"/>
-          <w:sz w:val="26"/>
-          <w:szCs w:val="26"/>
-        </w:rPr>
-        <w:t>— mô hình fusion đơn giản là có nhiều tham số hơn.</w:t>
-      </w:r>
-    </w:p>
-    <w:p>
-      <w:pPr>
-        <w:rPr>
-          <w:rFonts w:ascii="Times New Roman" w:hAnsi="Times New Roman" w:cs="Times New Roman"/>
-          <w:sz w:val="26"/>
-          <w:szCs w:val="26"/>
-        </w:rPr>
-      </w:pPr>
-      <w:r>
-        <w:rPr>
-          <w:rFonts w:ascii="Times New Roman" w:hAnsi="Times New Roman" w:cs="Times New Roman"/>
-          <w:sz w:val="26"/>
-          <w:szCs w:val="26"/>
-        </w:rPr>
-        <w:t>Đề tài tách bạch hai nguồn này bằng nhóm đối chứng C1/C2: dùng ĐÚNG kiến trúc hai luồng của mô hình fusion, nhưng nạp CÙNG MỘT modality vào cả hai luồng. Cùng số tham số, cùng FLOPs, cùng độ sâu — chỉ khác ở chỗ không có thông tin từ cảm biến thứ hai.</w:t>
-      </w:r>
-    </w:p>
-    <w:p>
-      <w:pPr>
-        <w:rPr>
-          <w:rFonts w:ascii="Times New Roman" w:hAnsi="Times New Roman" w:cs="Times New Roman"/>
-          <w:sz w:val="26"/>
-          <w:szCs w:val="26"/>
-        </w:rPr>
-      </w:pPr>
-      <w:r>
-        <w:rPr>
-          <w:rFonts w:ascii="Times New Roman" w:hAnsi="Times New Roman" w:cs="Times New Roman"/>
-          <w:b/>
-          <w:sz w:val="26"/>
-          <w:szCs w:val="26"/>
-        </w:rPr>
-        <w:t xml:space="preserve">Do đó phép so sánh trung thực là F2a vs C2, không phải F2a vs S1. </w:t>
-      </w:r>
-      <w:r>
-        <w:rPr>
-          <w:rFonts w:ascii="Times New Roman" w:hAnsi="Times New Roman" w:cs="Times New Roman"/>
-          <w:sz w:val="26"/>
-          <w:szCs w:val="26"/>
-        </w:rPr>
-        <w:t>Đây là đóng góp phương pháp luận chính của đề tài.</w:t>
-      </w:r>
-    </w:p>
-    <w:p>
-      <w:pPr>
-        <w:ind w:left="283"/>
-        <w:rPr>
-          <w:rFonts w:ascii="Times New Roman" w:hAnsi="Times New Roman" w:cs="Times New Roman"/>
-          <w:sz w:val="26"/>
-          <w:szCs w:val="26"/>
-        </w:rPr>
-      </w:pPr>
-      <w:r>
-        <w:rPr>
-          <w:rFonts w:ascii="Times New Roman" w:hAnsi="Times New Roman" w:cs="Times New Roman"/>
-          <w:b/>
-          <w:sz w:val="26"/>
-          <w:szCs w:val="26"/>
-        </w:rPr>
-        <w:t xml:space="preserve">Kết quả âm vẫn hợp lệ: </w:t>
-      </w:r>
-      <w:r>
-        <w:rPr>
-          <w:rFonts w:ascii="Times New Roman" w:hAnsi="Times New Roman" w:cs="Times New Roman"/>
-          <w:i/>
-          <w:sz w:val="26"/>
-          <w:szCs w:val="26"/>
-        </w:rPr>
-        <w:t>nếu khoảng tin cậy của hiệu số (F2a − C2) chứa 0, kết luận là “không có bằng chứng về lợi ích của fusion sau khi kiểm soát capacity”. Đó là một phát hiện đáng báo cáo, không phải thất bại của đề tài.</w:t>
-      </w:r>
-    </w:p>
-    <w:p>
-      <w:pPr>
-        <w:rPr>
-          <w:rFonts w:ascii="Times New Roman" w:hAnsi="Times New Roman" w:cs="Times New Roman"/>
-          <w:sz w:val="26"/>
-          <w:szCs w:val="26"/>
-        </w:rPr>
-      </w:pPr>
-      <w:r>
-        <w:rPr>
-          <w:rFonts w:ascii="Times New Roman" w:hAnsi="Times New Roman" w:cs="Times New Roman"/>
-          <w:i/>
-          <w:sz w:val="26"/>
-          <w:szCs w:val="26"/>
-        </w:rPr>
-        <w:t>Định vị đề tài: empirical study / reproducibility study, không phải method paper — đề tài không đề xuất kiến trúc fusion mới. Định vị đúng sẽ tránh được câu hỏi “đâu là điểm mới của kiến trúc”.</w:t>
-      </w:r>
-    </w:p>
-    <w:p>
-      <w:pPr>
-        <w:rPr>
-          <w:rFonts w:ascii="Times New Roman" w:hAnsi="Times New Roman" w:cs="Times New Roman"/>
-          <w:sz w:val="26"/>
-          <w:szCs w:val="26"/>
-        </w:rPr>
-      </w:pPr>
-      <w:r>
-        <w:rPr>
-          <w:rFonts w:ascii="Times New Roman" w:hAnsi="Times New Roman" w:cs="Times New Roman"/>
-          <w:sz w:val="26"/>
-          <w:szCs w:val="26"/>
-        </w:rPr>
-        <w:br w:type="page"/>
-      </w:r>
-    </w:p>
-    <w:p>
-      <w:pPr>
         <w:pStyle w:val="Heading1"/>
         <w:rPr>
           <w:rFonts w:ascii="Times New Roman" w:hAnsi="Times New Roman" w:cs="Times New Roman"/>
@@ -1176,7 +211,6 @@
           <w:sz w:val="26"/>
           <w:szCs w:val="26"/>
         </w:rPr>
-        <w:lastRenderedPageBreak/>
         <w:t>2. Lựa chọn dataset</w:t>
       </w:r>
     </w:p>
@@ -1330,21 +364,7 @@
           <w:rFonts w:ascii="Times New Roman" w:hAnsi="Times New Roman" w:cs="Times New Roman"/>
           <w:color w:val="auto"/>
         </w:rPr>
-        <w:t xml:space="preserve"> (</w:t>
-      </w:r>
-      <w:r>
-        <w:rPr>
-          <w:rFonts w:ascii="Times New Roman" w:hAnsi="Times New Roman" w:cs="Times New Roman"/>
-          <w:color w:val="auto"/>
-        </w:rPr>
-        <w:t>https://huggingface.co/datasets/McCheng/DroneVehicle</w:t>
-      </w:r>
-      <w:r>
-        <w:rPr>
-          <w:rFonts w:ascii="Times New Roman" w:hAnsi="Times New Roman" w:cs="Times New Roman"/>
-          <w:color w:val="auto"/>
-        </w:rPr>
-        <w:t>)</w:t>
+        <w:t xml:space="preserve"> (https://huggingface.co/datasets/McCheng/DroneVehicle)</w:t>
       </w:r>
     </w:p>
     <w:tbl>
@@ -1370,7 +390,7 @@
           </w:tcPr>
           <w:p>
             <w:pPr>
-              <w:spacing w:after="40" w:line="240" w:lineRule="auto"/>
+              <w:spacing w:after="40"/>
               <w:rPr>
                 <w:rFonts w:ascii="Times New Roman" w:hAnsi="Times New Roman" w:cs="Times New Roman"/>
                 <w:sz w:val="26"/>
@@ -1395,7 +415,7 @@
           </w:tcPr>
           <w:p>
             <w:pPr>
-              <w:spacing w:after="40" w:line="240" w:lineRule="auto"/>
+              <w:spacing w:after="40"/>
               <w:rPr>
                 <w:rFonts w:ascii="Times New Roman" w:hAnsi="Times New Roman" w:cs="Times New Roman"/>
                 <w:sz w:val="26"/>
@@ -1424,7 +444,7 @@
           </w:tcPr>
           <w:p>
             <w:pPr>
-              <w:spacing w:after="40" w:line="240" w:lineRule="auto"/>
+              <w:spacing w:after="40"/>
               <w:rPr>
                 <w:rFonts w:ascii="Times New Roman" w:hAnsi="Times New Roman" w:cs="Times New Roman"/>
                 <w:sz w:val="26"/>
@@ -1449,7 +469,7 @@
           </w:tcPr>
           <w:p>
             <w:pPr>
-              <w:spacing w:after="40" w:line="240" w:lineRule="auto"/>
+              <w:spacing w:after="40"/>
               <w:rPr>
                 <w:rFonts w:ascii="Times New Roman" w:hAnsi="Times New Roman" w:cs="Times New Roman"/>
                 <w:sz w:val="26"/>
@@ -1477,7 +497,7 @@
           </w:tcPr>
           <w:p>
             <w:pPr>
-              <w:spacing w:after="40" w:line="240" w:lineRule="auto"/>
+              <w:spacing w:after="40"/>
               <w:rPr>
                 <w:rFonts w:ascii="Times New Roman" w:hAnsi="Times New Roman" w:cs="Times New Roman"/>
                 <w:sz w:val="26"/>
@@ -1538,7 +558,7 @@
           </w:tcPr>
           <w:p>
             <w:pPr>
-              <w:spacing w:after="40" w:line="240" w:lineRule="auto"/>
+              <w:spacing w:after="40"/>
               <w:rPr>
                 <w:rFonts w:ascii="Times New Roman" w:hAnsi="Times New Roman" w:cs="Times New Roman"/>
                 <w:sz w:val="26"/>
@@ -1566,7 +586,7 @@
           </w:tcPr>
           <w:p>
             <w:pPr>
-              <w:spacing w:after="40" w:line="240" w:lineRule="auto"/>
+              <w:spacing w:after="40"/>
               <w:rPr>
                 <w:rFonts w:ascii="Times New Roman" w:hAnsi="Times New Roman" w:cs="Times New Roman"/>
                 <w:sz w:val="26"/>
@@ -1589,7 +609,7 @@
           </w:tcPr>
           <w:p>
             <w:pPr>
-              <w:spacing w:after="40" w:line="240" w:lineRule="auto"/>
+              <w:spacing w:after="40"/>
               <w:rPr>
                 <w:rFonts w:ascii="Times New Roman" w:hAnsi="Times New Roman" w:cs="Times New Roman"/>
                 <w:sz w:val="26"/>
@@ -1617,7 +637,7 @@
           </w:tcPr>
           <w:p>
             <w:pPr>
-              <w:spacing w:after="40" w:line="240" w:lineRule="auto"/>
+              <w:spacing w:after="40"/>
               <w:rPr>
                 <w:rFonts w:ascii="Times New Roman" w:hAnsi="Times New Roman" w:cs="Times New Roman"/>
                 <w:sz w:val="26"/>
@@ -1642,11 +662,12 @@
           </w:tcPr>
           <w:p>
             <w:pPr>
-              <w:spacing w:after="40" w:line="240" w:lineRule="auto"/>
-              <w:rPr>
-                <w:rFonts w:ascii="Times New Roman" w:hAnsi="Times New Roman" w:cs="Times New Roman"/>
-                <w:sz w:val="26"/>
-                <w:szCs w:val="26"/>
+              <w:spacing w:after="40"/>
+              <w:rPr>
+                <w:rFonts w:ascii="Times New Roman" w:hAnsi="Times New Roman" w:cs="Times New Roman"/>
+                <w:sz w:val="26"/>
+                <w:szCs w:val="26"/>
+                <w:lang w:val="vi-VN"/>
               </w:rPr>
             </w:pPr>
             <w:r>
@@ -1670,7 +691,7 @@
           </w:tcPr>
           <w:p>
             <w:pPr>
-              <w:spacing w:after="40" w:line="240" w:lineRule="auto"/>
+              <w:spacing w:after="40"/>
               <w:rPr>
                 <w:rFonts w:ascii="Times New Roman" w:hAnsi="Times New Roman" w:cs="Times New Roman"/>
                 <w:sz w:val="26"/>
@@ -1713,7 +734,7 @@
           </w:tcPr>
           <w:p>
             <w:pPr>
-              <w:spacing w:after="40" w:line="240" w:lineRule="auto"/>
+              <w:spacing w:after="40"/>
               <w:rPr>
                 <w:rFonts w:ascii="Times New Roman" w:hAnsi="Times New Roman" w:cs="Times New Roman"/>
                 <w:sz w:val="26"/>
@@ -1741,7 +762,7 @@
           </w:tcPr>
           <w:p>
             <w:pPr>
-              <w:spacing w:after="40" w:line="240" w:lineRule="auto"/>
+              <w:spacing w:after="40"/>
               <w:rPr>
                 <w:rFonts w:ascii="Times New Roman" w:hAnsi="Times New Roman" w:cs="Times New Roman"/>
                 <w:sz w:val="26"/>
@@ -1792,7 +813,7 @@
           </w:tcPr>
           <w:p>
             <w:pPr>
-              <w:spacing w:after="40" w:line="240" w:lineRule="auto"/>
+              <w:spacing w:after="40"/>
               <w:rPr>
                 <w:rFonts w:ascii="Times New Roman" w:hAnsi="Times New Roman" w:cs="Times New Roman"/>
                 <w:sz w:val="26"/>
@@ -1820,7 +841,7 @@
           </w:tcPr>
           <w:p>
             <w:pPr>
-              <w:spacing w:after="40" w:line="240" w:lineRule="auto"/>
+              <w:spacing w:after="40"/>
               <w:rPr>
                 <w:rFonts w:ascii="Times New Roman" w:hAnsi="Times New Roman" w:cs="Times New Roman"/>
                 <w:sz w:val="26"/>
@@ -1863,7 +884,7 @@
           </w:tcPr>
           <w:p>
             <w:pPr>
-              <w:spacing w:after="40" w:line="240" w:lineRule="auto"/>
+              <w:spacing w:after="40"/>
               <w:rPr>
                 <w:rFonts w:ascii="Times New Roman" w:hAnsi="Times New Roman" w:cs="Times New Roman"/>
                 <w:sz w:val="26"/>
@@ -1876,7 +897,16 @@
                 <w:sz w:val="26"/>
                 <w:szCs w:val="26"/>
               </w:rPr>
-              <w:t>Ban ngày / ban đêm / đêm tối — nhưng KHÔNG có nhãn trong dataset (xem 3.3)</w:t>
+              <w:t xml:space="preserve">Ban ngày / ban đêm / đêm tối — nhưng KHÔNG có nhãn trong </w:t>
+            </w:r>
+            <w:r>
+              <w:rPr>
+                <w:rFonts w:ascii="Times New Roman" w:hAnsi="Times New Roman" w:cs="Times New Roman"/>
+                <w:sz w:val="26"/>
+                <w:szCs w:val="26"/>
+              </w:rPr>
+              <w:lastRenderedPageBreak/>
+              <w:t>dataset (xem 3.3)</w:t>
             </w:r>
           </w:p>
         </w:tc>
@@ -1891,7 +921,7 @@
           </w:tcPr>
           <w:p>
             <w:pPr>
-              <w:spacing w:after="40" w:line="240" w:lineRule="auto"/>
+              <w:spacing w:after="40"/>
               <w:rPr>
                 <w:rFonts w:ascii="Times New Roman" w:hAnsi="Times New Roman" w:cs="Times New Roman"/>
                 <w:sz w:val="26"/>
@@ -1904,6 +934,7 @@
                 <w:sz w:val="26"/>
                 <w:szCs w:val="26"/>
               </w:rPr>
+              <w:lastRenderedPageBreak/>
               <w:t xml:space="preserve">Split </w:t>
             </w:r>
             <w:proofErr w:type="spellStart"/>
@@ -1924,7 +955,7 @@
           </w:tcPr>
           <w:p>
             <w:pPr>
-              <w:spacing w:after="40" w:line="240" w:lineRule="auto"/>
+              <w:spacing w:after="40"/>
               <w:rPr>
                 <w:rFonts w:ascii="Times New Roman" w:hAnsi="Times New Roman" w:cs="Times New Roman"/>
                 <w:sz w:val="26"/>
@@ -1952,7 +983,7 @@
           </w:tcPr>
           <w:p>
             <w:pPr>
-              <w:spacing w:after="40" w:line="240" w:lineRule="auto"/>
+              <w:spacing w:after="40"/>
               <w:rPr>
                 <w:rFonts w:ascii="Times New Roman" w:hAnsi="Times New Roman" w:cs="Times New Roman"/>
                 <w:sz w:val="26"/>
@@ -2013,7 +1044,7 @@
           </w:tcPr>
           <w:p>
             <w:pPr>
-              <w:spacing w:after="40" w:line="240" w:lineRule="auto"/>
+              <w:spacing w:after="40"/>
               <w:rPr>
                 <w:rFonts w:ascii="Times New Roman" w:hAnsi="Times New Roman" w:cs="Times New Roman"/>
                 <w:sz w:val="26"/>
@@ -2075,7 +1106,123 @@
           <w:sz w:val="26"/>
           <w:szCs w:val="26"/>
         </w:rPr>
-        <w:t>Đã ghép cặp sẵn → cô lập được biến “cảm biến”, đúng yêu cầu của RQ1.</w:t>
+        <w:t xml:space="preserve">Đã ghép cặp sẵn → </w:t>
+      </w:r>
+      <w:proofErr w:type="spellStart"/>
+      <w:r>
+        <w:rPr>
+          <w:rFonts w:ascii="Times New Roman" w:hAnsi="Times New Roman" w:cs="Times New Roman"/>
+          <w:sz w:val="26"/>
+          <w:szCs w:val="26"/>
+        </w:rPr>
+        <w:t>cô</w:t>
+      </w:r>
+      <w:proofErr w:type="spellEnd"/>
+      <w:r>
+        <w:rPr>
+          <w:rFonts w:ascii="Times New Roman" w:hAnsi="Times New Roman" w:cs="Times New Roman"/>
+          <w:sz w:val="26"/>
+          <w:szCs w:val="26"/>
+        </w:rPr>
+        <w:t xml:space="preserve"> </w:t>
+      </w:r>
+      <w:proofErr w:type="spellStart"/>
+      <w:r>
+        <w:rPr>
+          <w:rFonts w:ascii="Times New Roman" w:hAnsi="Times New Roman" w:cs="Times New Roman"/>
+          <w:sz w:val="26"/>
+          <w:szCs w:val="26"/>
+        </w:rPr>
+        <w:t>lập</w:t>
+      </w:r>
+      <w:proofErr w:type="spellEnd"/>
+      <w:r>
+        <w:rPr>
+          <w:rFonts w:ascii="Times New Roman" w:hAnsi="Times New Roman" w:cs="Times New Roman"/>
+          <w:sz w:val="26"/>
+          <w:szCs w:val="26"/>
+        </w:rPr>
+        <w:t xml:space="preserve"> </w:t>
+      </w:r>
+      <w:proofErr w:type="spellStart"/>
+      <w:r>
+        <w:rPr>
+          <w:rFonts w:ascii="Times New Roman" w:hAnsi="Times New Roman" w:cs="Times New Roman"/>
+          <w:sz w:val="26"/>
+          <w:szCs w:val="26"/>
+        </w:rPr>
+        <w:t>được</w:t>
+      </w:r>
+      <w:proofErr w:type="spellEnd"/>
+      <w:r>
+        <w:rPr>
+          <w:rFonts w:ascii="Times New Roman" w:hAnsi="Times New Roman" w:cs="Times New Roman"/>
+          <w:sz w:val="26"/>
+          <w:szCs w:val="26"/>
+        </w:rPr>
+        <w:t xml:space="preserve"> </w:t>
+      </w:r>
+      <w:proofErr w:type="spellStart"/>
+      <w:r>
+        <w:rPr>
+          <w:rFonts w:ascii="Times New Roman" w:hAnsi="Times New Roman" w:cs="Times New Roman"/>
+          <w:sz w:val="26"/>
+          <w:szCs w:val="26"/>
+        </w:rPr>
+        <w:t>biến</w:t>
+      </w:r>
+      <w:proofErr w:type="spellEnd"/>
+      <w:r>
+        <w:rPr>
+          <w:rFonts w:ascii="Times New Roman" w:hAnsi="Times New Roman" w:cs="Times New Roman"/>
+          <w:sz w:val="26"/>
+          <w:szCs w:val="26"/>
+        </w:rPr>
+        <w:t xml:space="preserve"> “</w:t>
+      </w:r>
+      <w:proofErr w:type="spellStart"/>
+      <w:r>
+        <w:rPr>
+          <w:rFonts w:ascii="Times New Roman" w:hAnsi="Times New Roman" w:cs="Times New Roman"/>
+          <w:sz w:val="26"/>
+          <w:szCs w:val="26"/>
+        </w:rPr>
+        <w:t>cảm</w:t>
+      </w:r>
+      <w:proofErr w:type="spellEnd"/>
+      <w:r>
+        <w:rPr>
+          <w:rFonts w:ascii="Times New Roman" w:hAnsi="Times New Roman" w:cs="Times New Roman"/>
+          <w:sz w:val="26"/>
+          <w:szCs w:val="26"/>
+        </w:rPr>
+        <w:t xml:space="preserve"> </w:t>
+      </w:r>
+      <w:proofErr w:type="spellStart"/>
+      <w:r>
+        <w:rPr>
+          <w:rFonts w:ascii="Times New Roman" w:hAnsi="Times New Roman" w:cs="Times New Roman"/>
+          <w:sz w:val="26"/>
+          <w:szCs w:val="26"/>
+        </w:rPr>
+        <w:t>biến</w:t>
+      </w:r>
+      <w:proofErr w:type="spellEnd"/>
+      <w:r>
+        <w:rPr>
+          <w:rFonts w:ascii="Times New Roman" w:hAnsi="Times New Roman" w:cs="Times New Roman"/>
+          <w:sz w:val="26"/>
+          <w:szCs w:val="26"/>
+        </w:rPr>
+        <w:t>”</w:t>
+      </w:r>
+      <w:r>
+        <w:rPr>
+          <w:rFonts w:ascii="Times New Roman" w:hAnsi="Times New Roman" w:cs="Times New Roman"/>
+          <w:sz w:val="26"/>
+          <w:szCs w:val="26"/>
+        </w:rPr>
+        <w:t>.</w:t>
       </w:r>
     </w:p>
     <w:p>
@@ -2093,7 +1240,7 @@
           <w:sz w:val="26"/>
           <w:szCs w:val="26"/>
         </w:rPr>
-        <w:t>Có biến thiên chiếu sáng rõ rệt (ngày / đêm / đêm tối) → là dataset duy nhất trong hai dataset có thể kiểm chứng H2 — giả thuyết quan trọng nhất.</w:t>
+        <w:t xml:space="preserve">Có biến thiên chiếu sáng rõ rệt (ngày / đêm / đêm tối) </w:t>
       </w:r>
     </w:p>
     <w:p>
@@ -2129,11 +1276,156 @@
           <w:sz w:val="26"/>
           <w:szCs w:val="26"/>
         </w:rPr>
-        <w:t>Có nhiều baseline công bố (SOTA ~83% mAP50) → dùng làm mốc neo kiểm tra pipeline có bug hay không.</w:t>
+        <w:t xml:space="preserve">Có nhiều baseline công bố (SOTA ~83% mAP50) → </w:t>
+      </w:r>
+      <w:proofErr w:type="spellStart"/>
+      <w:r>
+        <w:rPr>
+          <w:rFonts w:ascii="Times New Roman" w:hAnsi="Times New Roman" w:cs="Times New Roman"/>
+          <w:sz w:val="26"/>
+          <w:szCs w:val="26"/>
+        </w:rPr>
+        <w:t>dùng</w:t>
+      </w:r>
+      <w:proofErr w:type="spellEnd"/>
+      <w:r>
+        <w:rPr>
+          <w:rFonts w:ascii="Times New Roman" w:hAnsi="Times New Roman" w:cs="Times New Roman"/>
+          <w:sz w:val="26"/>
+          <w:szCs w:val="26"/>
+        </w:rPr>
+        <w:t xml:space="preserve"> </w:t>
+      </w:r>
+      <w:proofErr w:type="spellStart"/>
+      <w:r>
+        <w:rPr>
+          <w:rFonts w:ascii="Times New Roman" w:hAnsi="Times New Roman" w:cs="Times New Roman"/>
+          <w:sz w:val="26"/>
+          <w:szCs w:val="26"/>
+        </w:rPr>
+        <w:t>làm</w:t>
+      </w:r>
+      <w:proofErr w:type="spellEnd"/>
+      <w:r>
+        <w:rPr>
+          <w:rFonts w:ascii="Times New Roman" w:hAnsi="Times New Roman" w:cs="Times New Roman"/>
+          <w:sz w:val="26"/>
+          <w:szCs w:val="26"/>
+        </w:rPr>
+        <w:t xml:space="preserve"> </w:t>
+      </w:r>
+      <w:proofErr w:type="spellStart"/>
+      <w:r>
+        <w:rPr>
+          <w:rFonts w:ascii="Times New Roman" w:hAnsi="Times New Roman" w:cs="Times New Roman"/>
+          <w:sz w:val="26"/>
+          <w:szCs w:val="26"/>
+        </w:rPr>
+        <w:t>mốc</w:t>
+      </w:r>
+      <w:proofErr w:type="spellEnd"/>
+      <w:r>
+        <w:rPr>
+          <w:rFonts w:ascii="Times New Roman" w:hAnsi="Times New Roman" w:cs="Times New Roman"/>
+          <w:sz w:val="26"/>
+          <w:szCs w:val="26"/>
+        </w:rPr>
+        <w:t xml:space="preserve"> neo </w:t>
+      </w:r>
+      <w:proofErr w:type="spellStart"/>
+      <w:r>
+        <w:rPr>
+          <w:rFonts w:ascii="Times New Roman" w:hAnsi="Times New Roman" w:cs="Times New Roman"/>
+          <w:sz w:val="26"/>
+          <w:szCs w:val="26"/>
+        </w:rPr>
+        <w:t>kiểm</w:t>
+      </w:r>
+      <w:proofErr w:type="spellEnd"/>
+      <w:r>
+        <w:rPr>
+          <w:rFonts w:ascii="Times New Roman" w:hAnsi="Times New Roman" w:cs="Times New Roman"/>
+          <w:sz w:val="26"/>
+          <w:szCs w:val="26"/>
+        </w:rPr>
+        <w:t xml:space="preserve"> </w:t>
+      </w:r>
+      <w:proofErr w:type="spellStart"/>
+      <w:r>
+        <w:rPr>
+          <w:rFonts w:ascii="Times New Roman" w:hAnsi="Times New Roman" w:cs="Times New Roman"/>
+          <w:sz w:val="26"/>
+          <w:szCs w:val="26"/>
+        </w:rPr>
+        <w:t>tra</w:t>
+      </w:r>
+      <w:proofErr w:type="spellEnd"/>
+      <w:r>
+        <w:rPr>
+          <w:rFonts w:ascii="Times New Roman" w:hAnsi="Times New Roman" w:cs="Times New Roman"/>
+          <w:sz w:val="26"/>
+          <w:szCs w:val="26"/>
+        </w:rPr>
+        <w:t xml:space="preserve"> pipeline </w:t>
+      </w:r>
+      <w:proofErr w:type="spellStart"/>
+      <w:r>
+        <w:rPr>
+          <w:rFonts w:ascii="Times New Roman" w:hAnsi="Times New Roman" w:cs="Times New Roman"/>
+          <w:sz w:val="26"/>
+          <w:szCs w:val="26"/>
+        </w:rPr>
+        <w:t>có</w:t>
+      </w:r>
+      <w:proofErr w:type="spellEnd"/>
+      <w:r>
+        <w:rPr>
+          <w:rFonts w:ascii="Times New Roman" w:hAnsi="Times New Roman" w:cs="Times New Roman"/>
+          <w:sz w:val="26"/>
+          <w:szCs w:val="26"/>
+        </w:rPr>
+        <w:t xml:space="preserve"> bug hay </w:t>
+      </w:r>
+      <w:proofErr w:type="spellStart"/>
+      <w:r>
+        <w:rPr>
+          <w:rFonts w:ascii="Times New Roman" w:hAnsi="Times New Roman" w:cs="Times New Roman"/>
+          <w:sz w:val="26"/>
+          <w:szCs w:val="26"/>
+        </w:rPr>
+        <w:t>không</w:t>
+      </w:r>
+      <w:proofErr w:type="spellEnd"/>
+      <w:r>
+        <w:rPr>
+          <w:rFonts w:ascii="Times New Roman" w:hAnsi="Times New Roman" w:cs="Times New Roman"/>
+          <w:sz w:val="26"/>
+          <w:szCs w:val="26"/>
+        </w:rPr>
+        <w:t>.</w:t>
       </w:r>
     </w:p>
     <w:p>
       <w:pPr>
+        <w:pStyle w:val="ListBullet"/>
+        <w:numPr>
+          <w:ilvl w:val="0"/>
+          <w:numId w:val="0"/>
+        </w:numPr>
+        <w:rPr>
+          <w:rFonts w:ascii="Times New Roman" w:hAnsi="Times New Roman" w:cs="Times New Roman"/>
+          <w:sz w:val="26"/>
+          <w:szCs w:val="26"/>
+        </w:rPr>
+      </w:pPr>
+    </w:p>
+    <w:p>
+      <w:pPr>
+        <w:pStyle w:val="ListBullet"/>
+        <w:numPr>
+          <w:ilvl w:val="0"/>
+          <w:numId w:val="0"/>
+        </w:numPr>
         <w:rPr>
           <w:rFonts w:ascii="Times New Roman" w:hAnsi="Times New Roman" w:cs="Times New Roman"/>
           <w:sz w:val="26"/>
@@ -2143,93 +1435,58 @@
       <w:r>
         <w:rPr>
           <w:rFonts w:ascii="Times New Roman" w:hAnsi="Times New Roman" w:cs="Times New Roman"/>
-          <w:b/>
+          <w:noProof/>
           <w:sz w:val="26"/>
           <w:szCs w:val="26"/>
         </w:rPr>
-        <w:t>Hạn chế đã đo được và cách xử lý:</w:t>
-      </w:r>
-    </w:p>
-    <w:p>
-      <w:pPr>
-        <w:pStyle w:val="ListBullet"/>
-        <w:rPr>
-          <w:rFonts w:ascii="Times New Roman" w:hAnsi="Times New Roman" w:cs="Times New Roman"/>
-          <w:sz w:val="26"/>
-          <w:szCs w:val="26"/>
-        </w:rPr>
-      </w:pPr>
-      <w:r>
-        <w:rPr>
-          <w:rFonts w:ascii="Times New Roman" w:hAnsi="Times New Roman" w:cs="Times New Roman"/>
-          <w:b/>
-          <w:sz w:val="26"/>
-          <w:szCs w:val="26"/>
-        </w:rPr>
-        <w:t xml:space="preserve">Đồng đăng ký không hoàn hảo. </w:t>
-      </w:r>
-      <w:r>
-        <w:rPr>
-          <w:rFonts w:ascii="Times New Roman" w:hAnsi="Times New Roman" w:cs="Times New Roman"/>
-          <w:sz w:val="26"/>
-          <w:szCs w:val="26"/>
-        </w:rPr>
-        <w:t>Đo trên 300 cặp: lệch trung vị 1,8 px, p90 7,2 px, 20,9% số cặp lệch &gt; 5 px. So với xe dài 30–50 px trong ảnh thì đây là mức đáng kể → chính là căn cứ thực nghiệm cho dải δ của RQ4.</w:t>
-      </w:r>
-    </w:p>
-    <w:p>
-      <w:pPr>
-        <w:pStyle w:val="ListBullet"/>
-        <w:rPr>
-          <w:rFonts w:ascii="Times New Roman" w:hAnsi="Times New Roman" w:cs="Times New Roman"/>
-          <w:sz w:val="26"/>
-          <w:szCs w:val="26"/>
-        </w:rPr>
-      </w:pPr>
-      <w:r>
-        <w:rPr>
-          <w:rFonts w:ascii="Times New Roman" w:hAnsi="Times New Roman" w:cs="Times New Roman"/>
-          <w:b/>
-          <w:sz w:val="26"/>
-          <w:szCs w:val="26"/>
-        </w:rPr>
-        <w:lastRenderedPageBreak/>
-        <w:t xml:space="preserve">Mỗi modality có bộ nhãn riêng. </w:t>
-      </w:r>
-      <w:r>
-        <w:rPr>
-          <w:rFonts w:ascii="Times New Roman" w:hAnsi="Times New Roman" w:cs="Times New Roman"/>
-          <w:sz w:val="26"/>
-          <w:szCs w:val="26"/>
-        </w:rPr>
-        <w:t>IR nhiều hơn RGB 10,5% số box (494.839 vs 447.833) vì IR nhìn thấy xe trong bóng tối. Cách xử lý ở mục 3.2.</w:t>
-      </w:r>
-    </w:p>
-    <w:p>
-      <w:pPr>
-        <w:pStyle w:val="ListBullet"/>
-        <w:rPr>
-          <w:rFonts w:ascii="Times New Roman" w:hAnsi="Times New Roman" w:cs="Times New Roman"/>
-          <w:sz w:val="26"/>
-          <w:szCs w:val="26"/>
-        </w:rPr>
-      </w:pPr>
-      <w:r>
-        <w:rPr>
-          <w:rFonts w:ascii="Times New Roman" w:hAnsi="Times New Roman" w:cs="Times New Roman"/>
-          <w:b/>
-          <w:sz w:val="26"/>
-          <w:szCs w:val="26"/>
-        </w:rPr>
-        <w:t xml:space="preserve">Mất cân bằng lớp cực đoan. </w:t>
-      </w:r>
-      <w:r>
-        <w:rPr>
-          <w:rFonts w:ascii="Times New Roman" w:hAnsi="Times New Roman" w:cs="Times New Roman"/>
-          <w:sz w:val="26"/>
-          <w:szCs w:val="26"/>
-        </w:rPr>
-        <w:t>Lớp car chiếm 85,8% số box → luôn báo cáo AP theo từng lớp kèm số instance, không dùng macro-mAP làm chỉ số duy nhất.</w:t>
+        <w:drawing>
+          <wp:inline distT="0" distB="0" distL="0" distR="0" wp14:anchorId="78BE8113" wp14:editId="171AE04D">
+            <wp:extent cx="6641709" cy="3189768"/>
+            <wp:effectExtent l="0" t="0" r="6985" b="0"/>
+            <wp:docPr id="919724296" name="Picture 2"/>
+            <wp:cNvGraphicFramePr>
+              <a:graphicFrameLocks xmlns:a="http://schemas.openxmlformats.org/drawingml/2006/main" noChangeAspect="1"/>
+            </wp:cNvGraphicFramePr>
+            <a:graphic xmlns:a="http://schemas.openxmlformats.org/drawingml/2006/main">
+              <a:graphicData uri="http://schemas.openxmlformats.org/drawingml/2006/picture">
+                <pic:pic xmlns:pic="http://schemas.openxmlformats.org/drawingml/2006/picture">
+                  <pic:nvPicPr>
+                    <pic:cNvPr id="0" name="Picture 2"/>
+                    <pic:cNvPicPr>
+                      <a:picLocks noChangeAspect="1" noChangeArrowheads="1"/>
+                    </pic:cNvPicPr>
+                  </pic:nvPicPr>
+                  <pic:blipFill>
+                    <a:blip r:embed="rId6">
+                      <a:extLst>
+                        <a:ext uri="{28A0092B-C50C-407E-A947-70E740481C1C}">
+                          <a14:useLocalDpi xmlns:a14="http://schemas.microsoft.com/office/drawing/2010/main" val="0"/>
+                        </a:ext>
+                      </a:extLst>
+                    </a:blip>
+                    <a:srcRect/>
+                    <a:stretch>
+                      <a:fillRect/>
+                    </a:stretch>
+                  </pic:blipFill>
+                  <pic:spPr bwMode="auto">
+                    <a:xfrm>
+                      <a:off x="0" y="0"/>
+                      <a:ext cx="6645101" cy="3191397"/>
+                    </a:xfrm>
+                    <a:prstGeom prst="rect">
+                      <a:avLst/>
+                    </a:prstGeom>
+                    <a:noFill/>
+                    <a:ln>
+                      <a:noFill/>
+                    </a:ln>
+                  </pic:spPr>
+                </pic:pic>
+              </a:graphicData>
+            </a:graphic>
+          </wp:inline>
+        </w:drawing>
       </w:r>
     </w:p>
     <w:p>
@@ -2252,21 +1509,7 @@
           <w:rFonts w:ascii="Times New Roman" w:hAnsi="Times New Roman" w:cs="Times New Roman"/>
           <w:color w:val="auto"/>
         </w:rPr>
-        <w:t xml:space="preserve"> (</w:t>
-      </w:r>
-      <w:r>
-        <w:rPr>
-          <w:rFonts w:ascii="Times New Roman" w:hAnsi="Times New Roman" w:cs="Times New Roman"/>
-          <w:color w:val="auto"/>
-        </w:rPr>
-        <w:t>https://downloads.greyc.fr/vedai/</w:t>
-      </w:r>
-      <w:r>
-        <w:rPr>
-          <w:rFonts w:ascii="Times New Roman" w:hAnsi="Times New Roman" w:cs="Times New Roman"/>
-          <w:color w:val="auto"/>
-        </w:rPr>
-        <w:t>)</w:t>
+        <w:t xml:space="preserve"> (https://downloads.greyc.fr/vedai/)</w:t>
       </w:r>
     </w:p>
     <w:tbl>
@@ -2292,7 +1535,7 @@
           </w:tcPr>
           <w:p>
             <w:pPr>
-              <w:spacing w:after="40" w:line="240" w:lineRule="auto"/>
+              <w:spacing w:after="40"/>
               <w:rPr>
                 <w:rFonts w:ascii="Times New Roman" w:hAnsi="Times New Roman" w:cs="Times New Roman"/>
                 <w:sz w:val="26"/>
@@ -2317,7 +1560,7 @@
           </w:tcPr>
           <w:p>
             <w:pPr>
-              <w:spacing w:after="40" w:line="240" w:lineRule="auto"/>
+              <w:spacing w:after="40"/>
               <w:rPr>
                 <w:rFonts w:ascii="Times New Roman" w:hAnsi="Times New Roman" w:cs="Times New Roman"/>
                 <w:sz w:val="26"/>
@@ -2346,7 +1589,7 @@
           </w:tcPr>
           <w:p>
             <w:pPr>
-              <w:spacing w:after="40" w:line="240" w:lineRule="auto"/>
+              <w:spacing w:after="40"/>
               <w:rPr>
                 <w:rFonts w:ascii="Times New Roman" w:hAnsi="Times New Roman" w:cs="Times New Roman"/>
                 <w:sz w:val="26"/>
@@ -2371,7 +1614,7 @@
           </w:tcPr>
           <w:p>
             <w:pPr>
-              <w:spacing w:after="40" w:line="240" w:lineRule="auto"/>
+              <w:spacing w:after="40"/>
               <w:rPr>
                 <w:rFonts w:ascii="Times New Roman" w:hAnsi="Times New Roman" w:cs="Times New Roman"/>
                 <w:sz w:val="26"/>
@@ -2399,7 +1642,7 @@
           </w:tcPr>
           <w:p>
             <w:pPr>
-              <w:spacing w:after="40" w:line="240" w:lineRule="auto"/>
+              <w:spacing w:after="40"/>
               <w:rPr>
                 <w:rFonts w:ascii="Times New Roman" w:hAnsi="Times New Roman" w:cs="Times New Roman"/>
                 <w:sz w:val="26"/>
@@ -2460,7 +1703,7 @@
           </w:tcPr>
           <w:p>
             <w:pPr>
-              <w:spacing w:after="40" w:line="240" w:lineRule="auto"/>
+              <w:spacing w:after="40"/>
               <w:rPr>
                 <w:rFonts w:ascii="Times New Roman" w:hAnsi="Times New Roman" w:cs="Times New Roman"/>
                 <w:sz w:val="26"/>
@@ -2506,7 +1749,7 @@
           </w:tcPr>
           <w:p>
             <w:pPr>
-              <w:spacing w:after="40" w:line="240" w:lineRule="auto"/>
+              <w:spacing w:after="40"/>
               <w:rPr>
                 <w:rFonts w:ascii="Times New Roman" w:hAnsi="Times New Roman" w:cs="Times New Roman"/>
                 <w:sz w:val="26"/>
@@ -2529,7 +1772,7 @@
           </w:tcPr>
           <w:p>
             <w:pPr>
-              <w:spacing w:after="40" w:line="240" w:lineRule="auto"/>
+              <w:spacing w:after="40"/>
               <w:rPr>
                 <w:rFonts w:ascii="Times New Roman" w:hAnsi="Times New Roman" w:cs="Times New Roman"/>
                 <w:sz w:val="26"/>
@@ -2557,7 +1800,7 @@
           </w:tcPr>
           <w:p>
             <w:pPr>
-              <w:spacing w:after="40" w:line="240" w:lineRule="auto"/>
+              <w:spacing w:after="40"/>
               <w:rPr>
                 <w:rFonts w:ascii="Times New Roman" w:hAnsi="Times New Roman" w:cs="Times New Roman"/>
                 <w:sz w:val="26"/>
@@ -2580,7 +1823,7 @@
           </w:tcPr>
           <w:p>
             <w:pPr>
-              <w:spacing w:after="40" w:line="240" w:lineRule="auto"/>
+              <w:spacing w:after="40"/>
               <w:rPr>
                 <w:rFonts w:ascii="Times New Roman" w:hAnsi="Times New Roman" w:cs="Times New Roman"/>
                 <w:sz w:val="26"/>
@@ -2608,7 +1851,7 @@
           </w:tcPr>
           <w:p>
             <w:pPr>
-              <w:spacing w:after="40" w:line="240" w:lineRule="auto"/>
+              <w:spacing w:after="40"/>
               <w:rPr>
                 <w:rFonts w:ascii="Times New Roman" w:hAnsi="Times New Roman" w:cs="Times New Roman"/>
                 <w:sz w:val="26"/>
@@ -2633,7 +1876,7 @@
           </w:tcPr>
           <w:p>
             <w:pPr>
-              <w:spacing w:after="40" w:line="240" w:lineRule="auto"/>
+              <w:spacing w:after="40"/>
               <w:rPr>
                 <w:rFonts w:ascii="Times New Roman" w:hAnsi="Times New Roman" w:cs="Times New Roman"/>
                 <w:sz w:val="26"/>
@@ -2661,7 +1904,7 @@
           </w:tcPr>
           <w:p>
             <w:pPr>
-              <w:spacing w:after="40" w:line="240" w:lineRule="auto"/>
+              <w:spacing w:after="40"/>
               <w:rPr>
                 <w:rFonts w:ascii="Times New Roman" w:hAnsi="Times New Roman" w:cs="Times New Roman"/>
                 <w:sz w:val="26"/>
@@ -2684,7 +1927,7 @@
           </w:tcPr>
           <w:p>
             <w:pPr>
-              <w:spacing w:after="40" w:line="240" w:lineRule="auto"/>
+              <w:spacing w:after="40"/>
               <w:rPr>
                 <w:rFonts w:ascii="Times New Roman" w:hAnsi="Times New Roman" w:cs="Times New Roman"/>
                 <w:sz w:val="26"/>
@@ -2755,7 +1998,7 @@
           </w:tcPr>
           <w:p>
             <w:pPr>
-              <w:spacing w:after="40" w:line="240" w:lineRule="auto"/>
+              <w:spacing w:after="40"/>
               <w:rPr>
                 <w:rFonts w:ascii="Times New Roman" w:hAnsi="Times New Roman" w:cs="Times New Roman"/>
                 <w:sz w:val="26"/>
@@ -2769,6 +2012,7 @@
                 <w:sz w:val="26"/>
                 <w:szCs w:val="26"/>
               </w:rPr>
+              <w:lastRenderedPageBreak/>
               <w:t>Chiều khác biệt</w:t>
             </w:r>
           </w:p>
@@ -2780,7 +2024,7 @@
           </w:tcPr>
           <w:p>
             <w:pPr>
-              <w:spacing w:after="40" w:line="240" w:lineRule="auto"/>
+              <w:spacing w:after="40"/>
               <w:rPr>
                 <w:rFonts w:ascii="Times New Roman" w:hAnsi="Times New Roman" w:cs="Times New Roman"/>
                 <w:sz w:val="26"/>
@@ -2805,7 +2049,7 @@
           </w:tcPr>
           <w:p>
             <w:pPr>
-              <w:spacing w:after="40" w:line="240" w:lineRule="auto"/>
+              <w:spacing w:after="40"/>
               <w:rPr>
                 <w:rFonts w:ascii="Times New Roman" w:hAnsi="Times New Roman" w:cs="Times New Roman"/>
                 <w:sz w:val="26"/>
@@ -2834,7 +2078,7 @@
           </w:tcPr>
           <w:p>
             <w:pPr>
-              <w:spacing w:after="40" w:line="240" w:lineRule="auto"/>
+              <w:spacing w:after="40"/>
               <w:rPr>
                 <w:rFonts w:ascii="Times New Roman" w:hAnsi="Times New Roman" w:cs="Times New Roman"/>
                 <w:sz w:val="26"/>
@@ -2895,7 +2139,7 @@
           </w:tcPr>
           <w:p>
             <w:pPr>
-              <w:spacing w:after="40" w:line="240" w:lineRule="auto"/>
+              <w:spacing w:after="40"/>
               <w:rPr>
                 <w:rFonts w:ascii="Times New Roman" w:hAnsi="Times New Roman" w:cs="Times New Roman"/>
                 <w:sz w:val="26"/>
@@ -2918,7 +2162,7 @@
           </w:tcPr>
           <w:p>
             <w:pPr>
-              <w:spacing w:after="40" w:line="240" w:lineRule="auto"/>
+              <w:spacing w:after="40"/>
               <w:rPr>
                 <w:rFonts w:ascii="Times New Roman" w:hAnsi="Times New Roman" w:cs="Times New Roman"/>
                 <w:sz w:val="26"/>
@@ -2946,7 +2190,7 @@
           </w:tcPr>
           <w:p>
             <w:pPr>
-              <w:spacing w:after="40" w:line="240" w:lineRule="auto"/>
+              <w:spacing w:after="40"/>
               <w:rPr>
                 <w:rFonts w:ascii="Times New Roman" w:hAnsi="Times New Roman" w:cs="Times New Roman"/>
                 <w:sz w:val="26"/>
@@ -2989,7 +2233,7 @@
           </w:tcPr>
           <w:p>
             <w:pPr>
-              <w:spacing w:after="40" w:line="240" w:lineRule="auto"/>
+              <w:spacing w:after="40"/>
               <w:rPr>
                 <w:rFonts w:ascii="Times New Roman" w:hAnsi="Times New Roman" w:cs="Times New Roman"/>
                 <w:sz w:val="26"/>
@@ -3012,7 +2256,7 @@
           </w:tcPr>
           <w:p>
             <w:pPr>
-              <w:spacing w:after="40" w:line="240" w:lineRule="auto"/>
+              <w:spacing w:after="40"/>
               <w:rPr>
                 <w:rFonts w:ascii="Times New Roman" w:hAnsi="Times New Roman" w:cs="Times New Roman"/>
                 <w:sz w:val="26"/>
@@ -3040,7 +2284,7 @@
           </w:tcPr>
           <w:p>
             <w:pPr>
-              <w:spacing w:after="40" w:line="240" w:lineRule="auto"/>
+              <w:spacing w:after="40"/>
               <w:rPr>
                 <w:rFonts w:ascii="Times New Roman" w:hAnsi="Times New Roman" w:cs="Times New Roman"/>
                 <w:sz w:val="26"/>
@@ -3083,7 +2327,7 @@
           </w:tcPr>
           <w:p>
             <w:pPr>
-              <w:spacing w:after="40" w:line="240" w:lineRule="auto"/>
+              <w:spacing w:after="40"/>
               <w:rPr>
                 <w:rFonts w:ascii="Times New Roman" w:hAnsi="Times New Roman" w:cs="Times New Roman"/>
                 <w:sz w:val="26"/>
@@ -3106,7 +2350,7 @@
           </w:tcPr>
           <w:p>
             <w:pPr>
-              <w:spacing w:after="40" w:line="240" w:lineRule="auto"/>
+              <w:spacing w:after="40"/>
               <w:rPr>
                 <w:rFonts w:ascii="Times New Roman" w:hAnsi="Times New Roman" w:cs="Times New Roman"/>
                 <w:sz w:val="26"/>
@@ -3134,7 +2378,7 @@
           </w:tcPr>
           <w:p>
             <w:pPr>
-              <w:spacing w:after="40" w:line="240" w:lineRule="auto"/>
+              <w:spacing w:after="40"/>
               <w:rPr>
                 <w:rFonts w:ascii="Times New Roman" w:hAnsi="Times New Roman" w:cs="Times New Roman"/>
                 <w:sz w:val="26"/>
@@ -3195,7 +2439,7 @@
           </w:tcPr>
           <w:p>
             <w:pPr>
-              <w:spacing w:after="40" w:line="240" w:lineRule="auto"/>
+              <w:spacing w:after="40"/>
               <w:rPr>
                 <w:rFonts w:ascii="Times New Roman" w:hAnsi="Times New Roman" w:cs="Times New Roman"/>
                 <w:sz w:val="26"/>
@@ -3218,7 +2462,7 @@
           </w:tcPr>
           <w:p>
             <w:pPr>
-              <w:spacing w:after="40" w:line="240" w:lineRule="auto"/>
+              <w:spacing w:after="40"/>
               <w:rPr>
                 <w:rFonts w:ascii="Times New Roman" w:hAnsi="Times New Roman" w:cs="Times New Roman"/>
                 <w:sz w:val="26"/>
@@ -3246,7 +2490,7 @@
           </w:tcPr>
           <w:p>
             <w:pPr>
-              <w:spacing w:after="40" w:line="240" w:lineRule="auto"/>
+              <w:spacing w:after="40"/>
               <w:rPr>
                 <w:rFonts w:ascii="Times New Roman" w:hAnsi="Times New Roman" w:cs="Times New Roman"/>
                 <w:sz w:val="26"/>
@@ -3269,7 +2513,7 @@
           </w:tcPr>
           <w:p>
             <w:pPr>
-              <w:spacing w:after="40" w:line="240" w:lineRule="auto"/>
+              <w:spacing w:after="40"/>
               <w:rPr>
                 <w:rFonts w:ascii="Times New Roman" w:hAnsi="Times New Roman" w:cs="Times New Roman"/>
                 <w:sz w:val="26"/>
@@ -3292,7 +2536,7 @@
           </w:tcPr>
           <w:p>
             <w:pPr>
-              <w:spacing w:after="40" w:line="240" w:lineRule="auto"/>
+              <w:spacing w:after="40"/>
               <w:rPr>
                 <w:rFonts w:ascii="Times New Roman" w:hAnsi="Times New Roman" w:cs="Times New Roman"/>
                 <w:sz w:val="26"/>
@@ -3320,7 +2564,7 @@
           </w:tcPr>
           <w:p>
             <w:pPr>
-              <w:spacing w:after="40" w:line="240" w:lineRule="auto"/>
+              <w:spacing w:after="40"/>
               <w:rPr>
                 <w:rFonts w:ascii="Times New Roman" w:hAnsi="Times New Roman" w:cs="Times New Roman"/>
                 <w:sz w:val="26"/>
@@ -3353,7 +2597,7 @@
           </w:tcPr>
           <w:p>
             <w:pPr>
-              <w:spacing w:after="40" w:line="240" w:lineRule="auto"/>
+              <w:spacing w:after="40"/>
               <w:rPr>
                 <w:rFonts w:ascii="Times New Roman" w:hAnsi="Times New Roman" w:cs="Times New Roman"/>
                 <w:sz w:val="26"/>
@@ -3376,7 +2620,7 @@
           </w:tcPr>
           <w:p>
             <w:pPr>
-              <w:spacing w:after="40" w:line="240" w:lineRule="auto"/>
+              <w:spacing w:after="40"/>
               <w:rPr>
                 <w:rFonts w:ascii="Times New Roman" w:hAnsi="Times New Roman" w:cs="Times New Roman"/>
                 <w:sz w:val="26"/>
@@ -3407,81 +2651,10 @@
     </w:p>
     <w:p>
       <w:pPr>
-        <w:pStyle w:val="ListBullet"/>
         <w:rPr>
           <w:rFonts w:ascii="Times New Roman" w:hAnsi="Times New Roman" w:cs="Times New Roman"/>
-          <w:sz w:val="26"/>
-          <w:szCs w:val="26"/>
-        </w:rPr>
-      </w:pPr>
-      <w:r>
-        <w:rPr>
-          <w:rFonts w:ascii="Times New Roman" w:hAnsi="Times New Roman" w:cs="Times New Roman"/>
-          <w:sz w:val="26"/>
-          <w:szCs w:val="26"/>
-        </w:rPr>
-        <w:t>Nhỏ và chạy nhanh → dùng làm môi trường pilot/debug pipeline trước khi tiêu compute cho DroneVehicle.</w:t>
-      </w:r>
-    </w:p>
-    <w:p>
-      <w:pPr>
-        <w:pStyle w:val="ListBullet"/>
-        <w:rPr>
-          <w:rFonts w:ascii="Times New Roman" w:hAnsi="Times New Roman" w:cs="Times New Roman"/>
-          <w:sz w:val="26"/>
-          <w:szCs w:val="26"/>
-        </w:rPr>
-      </w:pPr>
-      <w:r>
-        <w:rPr>
-          <w:rFonts w:ascii="Times New Roman" w:hAnsi="Times New Roman" w:cs="Times New Roman"/>
-          <w:sz w:val="26"/>
-          <w:szCs w:val="26"/>
-        </w:rPr>
-        <w:t>Chỉ có MỘT bộ GT chung → không tồn tại vấn đề “chọn GT nào” → là phép kiểm chứng SẠCH HƠN cho H1.</w:t>
-      </w:r>
-    </w:p>
-    <w:p>
-      <w:pPr>
-        <w:pStyle w:val="ListBullet"/>
-        <w:rPr>
-          <w:rFonts w:ascii="Times New Roman" w:hAnsi="Times New Roman" w:cs="Times New Roman"/>
-          <w:sz w:val="26"/>
-          <w:szCs w:val="26"/>
-        </w:rPr>
-      </w:pPr>
-      <w:r>
-        <w:rPr>
-          <w:rFonts w:ascii="Times New Roman" w:hAnsi="Times New Roman" w:cs="Times New Roman"/>
-          <w:sz w:val="26"/>
-          <w:szCs w:val="26"/>
-        </w:rPr>
-        <w:t>RGB–NIR đồng đăng ký tuyệt đối → là baseline δ = 0 lý tưởng cho ablation RQ4.</w:t>
-      </w:r>
-    </w:p>
-    <w:p>
-      <w:pPr>
-        <w:pStyle w:val="ListBullet"/>
-        <w:rPr>
-          <w:rFonts w:ascii="Times New Roman" w:hAnsi="Times New Roman" w:cs="Times New Roman"/>
-          <w:sz w:val="26"/>
-          <w:szCs w:val="26"/>
-        </w:rPr>
-      </w:pPr>
-      <w:r>
-        <w:rPr>
-          <w:rFonts w:ascii="Times New Roman" w:hAnsi="Times New Roman" w:cs="Times New Roman"/>
-          <w:sz w:val="26"/>
-          <w:szCs w:val="26"/>
-        </w:rPr>
-        <w:t>Nếu kết luận giữ nguyên trên cả hai dataset khác biệt như vậy thì kết quả rất vững; nếu khác nhau thì phần thảo luận trở nên thú vị hơn nhiều.</w:t>
-      </w:r>
-    </w:p>
-    <w:p>
-      <w:pPr>
-        <w:ind w:left="283"/>
-        <w:rPr>
-          <w:rFonts w:ascii="Times New Roman" w:hAnsi="Times New Roman" w:cs="Times New Roman"/>
+          <w:b/>
+          <w:bCs/>
           <w:sz w:val="26"/>
           <w:szCs w:val="26"/>
         </w:rPr>
@@ -3490,66 +2663,11 @@
         <w:rPr>
           <w:rFonts w:ascii="Times New Roman" w:hAnsi="Times New Roman" w:cs="Times New Roman"/>
           <w:b/>
+          <w:bCs/>
           <w:sz w:val="26"/>
           <w:szCs w:val="26"/>
         </w:rPr>
-        <w:t xml:space="preserve">Giới hạn của VEDAI: </w:t>
-      </w:r>
-      <w:r>
-        <w:rPr>
-          <w:rFonts w:ascii="Times New Roman" w:hAnsi="Times New Roman" w:cs="Times New Roman"/>
-          <w:i/>
-          <w:sz w:val="26"/>
-          <w:szCs w:val="26"/>
-        </w:rPr>
-        <w:t>toàn bộ ảnh chụp ban ngày và NIR là phổ phản xạ chứ không phải bức xạ nhiệt → VEDAI KHÔNG kiểm chứng được H2. Hai dataset bổ trợ nhau: DroneVehicle trả lời H2, VEDAI trả lời H1 sạch hơn. Ngoài ra VEDAI dùng tiêu chí đánh giá phi chuẩn trong paper gốc (tâm dự đoán nằm trong ellipse của GT) — đề tài KHÔNG dùng tiêu chí này mà chuyển sang mAP chuẩn COCO/DOTA cho nhất quán, và ghi rõ rằng số liệu không so trực tiếp được với paper gốc.</w:t>
-      </w:r>
-    </w:p>
-    <w:p>
-      <w:pPr>
-        <w:rPr>
-          <w:rFonts w:ascii="Times New Roman" w:hAnsi="Times New Roman" w:cs="Times New Roman"/>
-          <w:sz w:val="26"/>
-          <w:szCs w:val="26"/>
-        </w:rPr>
-      </w:pPr>
-      <w:r>
-        <w:rPr>
-          <w:rFonts w:ascii="Times New Roman" w:hAnsi="Times New Roman" w:cs="Times New Roman"/>
-          <w:sz w:val="26"/>
-          <w:szCs w:val="26"/>
-        </w:rPr>
-        <w:br w:type="page"/>
-      </w:r>
-    </w:p>
-    <w:p>
-      <w:pPr>
-        <w:pStyle w:val="Heading1"/>
-        <w:rPr>
-          <w:rFonts w:ascii="Times New Roman" w:hAnsi="Times New Roman" w:cs="Times New Roman"/>
-          <w:color w:val="auto"/>
-          <w:sz w:val="26"/>
-          <w:szCs w:val="26"/>
-        </w:rPr>
-      </w:pPr>
-      <w:r>
-        <w:rPr>
-          <w:rFonts w:ascii="Times New Roman" w:hAnsi="Times New Roman" w:cs="Times New Roman"/>
-          <w:color w:val="auto"/>
-          <w:sz w:val="26"/>
-          <w:szCs w:val="26"/>
-        </w:rPr>
-        <w:lastRenderedPageBreak/>
-        <w:t>3</w:t>
-      </w:r>
-      <w:r>
-        <w:rPr>
-          <w:rFonts w:ascii="Times New Roman" w:hAnsi="Times New Roman" w:cs="Times New Roman"/>
-          <w:color w:val="auto"/>
-          <w:sz w:val="26"/>
-          <w:szCs w:val="26"/>
-        </w:rPr>
-        <w:t>. Kế hoạch huấn luyện</w:t>
+        <w:t>3. Kế hoạch huấn luyện</w:t>
       </w:r>
     </w:p>
     <w:p>
@@ -3565,14 +2683,7 @@
           <w:rFonts w:ascii="Times New Roman" w:hAnsi="Times New Roman" w:cs="Times New Roman"/>
           <w:color w:val="auto"/>
         </w:rPr>
-        <w:t>3</w:t>
-      </w:r>
-      <w:r>
-        <w:rPr>
-          <w:rFonts w:ascii="Times New Roman" w:hAnsi="Times New Roman" w:cs="Times New Roman"/>
-          <w:color w:val="auto"/>
-        </w:rPr>
-        <w:t>.1. Mô hình nền</w:t>
+        <w:t>3.1. Mô hình nền</w:t>
       </w:r>
     </w:p>
     <w:p>
@@ -3622,14 +2733,7 @@
           <w:rFonts w:ascii="Times New Roman" w:hAnsi="Times New Roman" w:cs="Times New Roman"/>
           <w:color w:val="auto"/>
         </w:rPr>
-        <w:t>3</w:t>
-      </w:r>
-      <w:r>
-        <w:rPr>
-          <w:rFonts w:ascii="Times New Roman" w:hAnsi="Times New Roman" w:cs="Times New Roman"/>
-          <w:color w:val="auto"/>
-        </w:rPr>
-        <w:t>.2. Ma trận thí nghiệm — 8 cấu hình</w:t>
+        <w:t>3.2. Ma trận thí nghiệm — 8 cấu hình</w:t>
       </w:r>
     </w:p>
     <w:tbl>
@@ -3658,7 +2762,7 @@
           </w:tcPr>
           <w:p>
             <w:pPr>
-              <w:spacing w:after="40" w:line="240" w:lineRule="auto"/>
+              <w:spacing w:after="40"/>
               <w:rPr>
                 <w:rFonts w:ascii="Times New Roman" w:hAnsi="Times New Roman" w:cs="Times New Roman"/>
                 <w:sz w:val="26"/>
@@ -3683,7 +2787,7 @@
           </w:tcPr>
           <w:p>
             <w:pPr>
-              <w:spacing w:after="40" w:line="240" w:lineRule="auto"/>
+              <w:spacing w:after="40"/>
               <w:rPr>
                 <w:rFonts w:ascii="Times New Roman" w:hAnsi="Times New Roman" w:cs="Times New Roman"/>
                 <w:sz w:val="26"/>
@@ -3708,7 +2812,7 @@
           </w:tcPr>
           <w:p>
             <w:pPr>
-              <w:spacing w:after="40" w:line="240" w:lineRule="auto"/>
+              <w:spacing w:after="40"/>
               <w:rPr>
                 <w:rFonts w:ascii="Times New Roman" w:hAnsi="Times New Roman" w:cs="Times New Roman"/>
                 <w:sz w:val="26"/>
@@ -3733,7 +2837,7 @@
           </w:tcPr>
           <w:p>
             <w:pPr>
-              <w:spacing w:after="40" w:line="240" w:lineRule="auto"/>
+              <w:spacing w:after="40"/>
               <w:rPr>
                 <w:rFonts w:ascii="Times New Roman" w:hAnsi="Times New Roman" w:cs="Times New Roman"/>
                 <w:sz w:val="26"/>
@@ -3758,7 +2862,7 @@
           </w:tcPr>
           <w:p>
             <w:pPr>
-              <w:spacing w:after="40" w:line="240" w:lineRule="auto"/>
+              <w:spacing w:after="40"/>
               <w:rPr>
                 <w:rFonts w:ascii="Times New Roman" w:hAnsi="Times New Roman" w:cs="Times New Roman"/>
                 <w:sz w:val="26"/>
@@ -3787,7 +2891,7 @@
           </w:tcPr>
           <w:p>
             <w:pPr>
-              <w:spacing w:after="40" w:line="240" w:lineRule="auto"/>
+              <w:spacing w:after="40"/>
               <w:rPr>
                 <w:rFonts w:ascii="Times New Roman" w:hAnsi="Times New Roman" w:cs="Times New Roman"/>
                 <w:sz w:val="26"/>
@@ -3810,7 +2914,7 @@
           </w:tcPr>
           <w:p>
             <w:pPr>
-              <w:spacing w:after="40" w:line="240" w:lineRule="auto"/>
+              <w:spacing w:after="40"/>
               <w:rPr>
                 <w:rFonts w:ascii="Times New Roman" w:hAnsi="Times New Roman" w:cs="Times New Roman"/>
                 <w:sz w:val="26"/>
@@ -3833,7 +2937,7 @@
           </w:tcPr>
           <w:p>
             <w:pPr>
-              <w:spacing w:after="40" w:line="240" w:lineRule="auto"/>
+              <w:spacing w:after="40"/>
               <w:rPr>
                 <w:rFonts w:ascii="Times New Roman" w:hAnsi="Times New Roman" w:cs="Times New Roman"/>
                 <w:sz w:val="26"/>
@@ -3856,7 +2960,7 @@
           </w:tcPr>
           <w:p>
             <w:pPr>
-              <w:spacing w:after="40" w:line="240" w:lineRule="auto"/>
+              <w:spacing w:after="40"/>
               <w:rPr>
                 <w:rFonts w:ascii="Times New Roman" w:hAnsi="Times New Roman" w:cs="Times New Roman"/>
                 <w:sz w:val="26"/>
@@ -3879,7 +2983,7 @@
           </w:tcPr>
           <w:p>
             <w:pPr>
-              <w:spacing w:after="40" w:line="240" w:lineRule="auto"/>
+              <w:spacing w:after="40"/>
               <w:rPr>
                 <w:rFonts w:ascii="Times New Roman" w:hAnsi="Times New Roman" w:cs="Times New Roman"/>
                 <w:sz w:val="26"/>
@@ -3907,7 +3011,7 @@
           </w:tcPr>
           <w:p>
             <w:pPr>
-              <w:spacing w:after="40" w:line="240" w:lineRule="auto"/>
+              <w:spacing w:after="40"/>
               <w:rPr>
                 <w:rFonts w:ascii="Times New Roman" w:hAnsi="Times New Roman" w:cs="Times New Roman"/>
                 <w:sz w:val="26"/>
@@ -3930,7 +3034,7 @@
           </w:tcPr>
           <w:p>
             <w:pPr>
-              <w:spacing w:after="40" w:line="240" w:lineRule="auto"/>
+              <w:spacing w:after="40"/>
               <w:rPr>
                 <w:rFonts w:ascii="Times New Roman" w:hAnsi="Times New Roman" w:cs="Times New Roman"/>
                 <w:sz w:val="26"/>
@@ -3953,7 +3057,7 @@
           </w:tcPr>
           <w:p>
             <w:pPr>
-              <w:spacing w:after="40" w:line="240" w:lineRule="auto"/>
+              <w:spacing w:after="40"/>
               <w:rPr>
                 <w:rFonts w:ascii="Times New Roman" w:hAnsi="Times New Roman" w:cs="Times New Roman"/>
                 <w:sz w:val="26"/>
@@ -3976,7 +3080,7 @@
           </w:tcPr>
           <w:p>
             <w:pPr>
-              <w:spacing w:after="40" w:line="240" w:lineRule="auto"/>
+              <w:spacing w:after="40"/>
               <w:rPr>
                 <w:rFonts w:ascii="Times New Roman" w:hAnsi="Times New Roman" w:cs="Times New Roman"/>
                 <w:sz w:val="26"/>
@@ -3999,7 +3103,7 @@
           </w:tcPr>
           <w:p>
             <w:pPr>
-              <w:spacing w:after="40" w:line="240" w:lineRule="auto"/>
+              <w:spacing w:after="40"/>
               <w:rPr>
                 <w:rFonts w:ascii="Times New Roman" w:hAnsi="Times New Roman" w:cs="Times New Roman"/>
                 <w:sz w:val="26"/>
@@ -4027,7 +3131,7 @@
           </w:tcPr>
           <w:p>
             <w:pPr>
-              <w:spacing w:after="40" w:line="240" w:lineRule="auto"/>
+              <w:spacing w:after="40"/>
               <w:rPr>
                 <w:rFonts w:ascii="Times New Roman" w:hAnsi="Times New Roman" w:cs="Times New Roman"/>
                 <w:sz w:val="26"/>
@@ -4050,7 +3154,7 @@
           </w:tcPr>
           <w:p>
             <w:pPr>
-              <w:spacing w:after="40" w:line="240" w:lineRule="auto"/>
+              <w:spacing w:after="40"/>
               <w:rPr>
                 <w:rFonts w:ascii="Times New Roman" w:hAnsi="Times New Roman" w:cs="Times New Roman"/>
                 <w:sz w:val="26"/>
@@ -4073,7 +3177,7 @@
           </w:tcPr>
           <w:p>
             <w:pPr>
-              <w:spacing w:after="40" w:line="240" w:lineRule="auto"/>
+              <w:spacing w:after="40"/>
               <w:rPr>
                 <w:rFonts w:ascii="Times New Roman" w:hAnsi="Times New Roman" w:cs="Times New Roman"/>
                 <w:sz w:val="26"/>
@@ -4096,7 +3200,7 @@
           </w:tcPr>
           <w:p>
             <w:pPr>
-              <w:spacing w:after="40" w:line="240" w:lineRule="auto"/>
+              <w:spacing w:after="40"/>
               <w:rPr>
                 <w:rFonts w:ascii="Times New Roman" w:hAnsi="Times New Roman" w:cs="Times New Roman"/>
                 <w:sz w:val="26"/>
@@ -4119,7 +3223,7 @@
           </w:tcPr>
           <w:p>
             <w:pPr>
-              <w:spacing w:after="40" w:line="240" w:lineRule="auto"/>
+              <w:spacing w:after="40"/>
               <w:rPr>
                 <w:rFonts w:ascii="Times New Roman" w:hAnsi="Times New Roman" w:cs="Times New Roman"/>
                 <w:sz w:val="26"/>
@@ -4147,7 +3251,7 @@
           </w:tcPr>
           <w:p>
             <w:pPr>
-              <w:spacing w:after="40" w:line="240" w:lineRule="auto"/>
+              <w:spacing w:after="40"/>
               <w:rPr>
                 <w:rFonts w:ascii="Times New Roman" w:hAnsi="Times New Roman" w:cs="Times New Roman"/>
                 <w:sz w:val="26"/>
@@ -4170,7 +3274,7 @@
           </w:tcPr>
           <w:p>
             <w:pPr>
-              <w:spacing w:after="40" w:line="240" w:lineRule="auto"/>
+              <w:spacing w:after="40"/>
               <w:rPr>
                 <w:rFonts w:ascii="Times New Roman" w:hAnsi="Times New Roman" w:cs="Times New Roman"/>
                 <w:sz w:val="26"/>
@@ -4193,7 +3297,7 @@
           </w:tcPr>
           <w:p>
             <w:pPr>
-              <w:spacing w:after="40" w:line="240" w:lineRule="auto"/>
+              <w:spacing w:after="40"/>
               <w:rPr>
                 <w:rFonts w:ascii="Times New Roman" w:hAnsi="Times New Roman" w:cs="Times New Roman"/>
                 <w:sz w:val="26"/>
@@ -4216,7 +3320,7 @@
           </w:tcPr>
           <w:p>
             <w:pPr>
-              <w:spacing w:after="40" w:line="240" w:lineRule="auto"/>
+              <w:spacing w:after="40"/>
               <w:rPr>
                 <w:rFonts w:ascii="Times New Roman" w:hAnsi="Times New Roman" w:cs="Times New Roman"/>
                 <w:sz w:val="26"/>
@@ -4239,7 +3343,7 @@
           </w:tcPr>
           <w:p>
             <w:pPr>
-              <w:spacing w:after="40" w:line="240" w:lineRule="auto"/>
+              <w:spacing w:after="40"/>
               <w:rPr>
                 <w:rFonts w:ascii="Times New Roman" w:hAnsi="Times New Roman" w:cs="Times New Roman"/>
                 <w:sz w:val="26"/>
@@ -4267,7 +3371,7 @@
           </w:tcPr>
           <w:p>
             <w:pPr>
-              <w:spacing w:after="40" w:line="240" w:lineRule="auto"/>
+              <w:spacing w:after="40"/>
               <w:rPr>
                 <w:rFonts w:ascii="Times New Roman" w:hAnsi="Times New Roman" w:cs="Times New Roman"/>
                 <w:sz w:val="26"/>
@@ -4290,7 +3394,7 @@
           </w:tcPr>
           <w:p>
             <w:pPr>
-              <w:spacing w:after="40" w:line="240" w:lineRule="auto"/>
+              <w:spacing w:after="40"/>
               <w:rPr>
                 <w:rFonts w:ascii="Times New Roman" w:hAnsi="Times New Roman" w:cs="Times New Roman"/>
                 <w:sz w:val="26"/>
@@ -4313,7 +3417,7 @@
           </w:tcPr>
           <w:p>
             <w:pPr>
-              <w:spacing w:after="40" w:line="240" w:lineRule="auto"/>
+              <w:spacing w:after="40"/>
               <w:rPr>
                 <w:rFonts w:ascii="Times New Roman" w:hAnsi="Times New Roman" w:cs="Times New Roman"/>
                 <w:sz w:val="26"/>
@@ -4336,7 +3440,7 @@
           </w:tcPr>
           <w:p>
             <w:pPr>
-              <w:spacing w:after="40" w:line="240" w:lineRule="auto"/>
+              <w:spacing w:after="40"/>
               <w:rPr>
                 <w:rFonts w:ascii="Times New Roman" w:hAnsi="Times New Roman" w:cs="Times New Roman"/>
                 <w:sz w:val="26"/>
@@ -4359,7 +3463,7 @@
           </w:tcPr>
           <w:p>
             <w:pPr>
-              <w:spacing w:after="40" w:line="240" w:lineRule="auto"/>
+              <w:spacing w:after="40"/>
               <w:rPr>
                 <w:rFonts w:ascii="Times New Roman" w:hAnsi="Times New Roman" w:cs="Times New Roman"/>
                 <w:sz w:val="26"/>
@@ -4387,7 +3491,7 @@
           </w:tcPr>
           <w:p>
             <w:pPr>
-              <w:spacing w:after="40" w:line="240" w:lineRule="auto"/>
+              <w:spacing w:after="40"/>
               <w:rPr>
                 <w:rFonts w:ascii="Times New Roman" w:hAnsi="Times New Roman" w:cs="Times New Roman"/>
                 <w:sz w:val="26"/>
@@ -4410,7 +3514,7 @@
           </w:tcPr>
           <w:p>
             <w:pPr>
-              <w:spacing w:after="40" w:line="240" w:lineRule="auto"/>
+              <w:spacing w:after="40"/>
               <w:rPr>
                 <w:rFonts w:ascii="Times New Roman" w:hAnsi="Times New Roman" w:cs="Times New Roman"/>
                 <w:sz w:val="26"/>
@@ -4433,7 +3537,7 @@
           </w:tcPr>
           <w:p>
             <w:pPr>
-              <w:spacing w:after="40" w:line="240" w:lineRule="auto"/>
+              <w:spacing w:after="40"/>
               <w:rPr>
                 <w:rFonts w:ascii="Times New Roman" w:hAnsi="Times New Roman" w:cs="Times New Roman"/>
                 <w:sz w:val="26"/>
@@ -4456,7 +3560,7 @@
           </w:tcPr>
           <w:p>
             <w:pPr>
-              <w:spacing w:after="40" w:line="240" w:lineRule="auto"/>
+              <w:spacing w:after="40"/>
               <w:rPr>
                 <w:rFonts w:ascii="Times New Roman" w:hAnsi="Times New Roman" w:cs="Times New Roman"/>
                 <w:sz w:val="26"/>
@@ -4479,247 +3583,7 @@
           </w:tcPr>
           <w:p>
             <w:pPr>
-              <w:spacing w:after="40" w:line="240" w:lineRule="auto"/>
-              <w:rPr>
-                <w:rFonts w:ascii="Times New Roman" w:hAnsi="Times New Roman" w:cs="Times New Roman"/>
-                <w:sz w:val="26"/>
-                <w:szCs w:val="26"/>
-              </w:rPr>
-            </w:pPr>
-            <w:r>
-              <w:rPr>
-                <w:rFonts w:ascii="Times New Roman" w:hAnsi="Times New Roman" w:cs="Times New Roman"/>
-                <w:sz w:val="26"/>
-                <w:szCs w:val="26"/>
-              </w:rPr>
-              <w:t>Fusion</w:t>
-            </w:r>
-          </w:p>
-        </w:tc>
-      </w:tr>
-      <w:tr>
-        <w:trPr>
-          <w:jc w:val="center"/>
-        </w:trPr>
-        <w:tc>
-          <w:tcPr>
-            <w:tcW w:w="737" w:type="dxa"/>
-          </w:tcPr>
-          <w:p>
-            <w:pPr>
-              <w:spacing w:after="40" w:line="240" w:lineRule="auto"/>
-              <w:rPr>
-                <w:rFonts w:ascii="Times New Roman" w:hAnsi="Times New Roman" w:cs="Times New Roman"/>
-                <w:sz w:val="26"/>
-                <w:szCs w:val="26"/>
-              </w:rPr>
-            </w:pPr>
-            <w:r>
-              <w:rPr>
-                <w:rFonts w:ascii="Times New Roman" w:hAnsi="Times New Roman" w:cs="Times New Roman"/>
-                <w:sz w:val="26"/>
-                <w:szCs w:val="26"/>
-              </w:rPr>
-              <w:t>F2b</w:t>
-            </w:r>
-          </w:p>
-        </w:tc>
-        <w:tc>
-          <w:tcPr>
-            <w:tcW w:w="2041" w:type="dxa"/>
-          </w:tcPr>
-          <w:p>
-            <w:pPr>
-              <w:spacing w:after="40" w:line="240" w:lineRule="auto"/>
-              <w:rPr>
-                <w:rFonts w:ascii="Times New Roman" w:hAnsi="Times New Roman" w:cs="Times New Roman"/>
-                <w:sz w:val="26"/>
-                <w:szCs w:val="26"/>
-              </w:rPr>
-            </w:pPr>
-            <w:r>
-              <w:rPr>
-                <w:rFonts w:ascii="Times New Roman" w:hAnsi="Times New Roman" w:cs="Times New Roman"/>
-                <w:sz w:val="26"/>
-                <w:szCs w:val="26"/>
-              </w:rPr>
-              <w:t>RGB + IR</w:t>
-            </w:r>
-          </w:p>
-        </w:tc>
-        <w:tc>
-          <w:tcPr>
-            <w:tcW w:w="3402" w:type="dxa"/>
-          </w:tcPr>
-          <w:p>
-            <w:pPr>
-              <w:spacing w:after="40" w:line="240" w:lineRule="auto"/>
-              <w:rPr>
-                <w:rFonts w:ascii="Times New Roman" w:hAnsi="Times New Roman" w:cs="Times New Roman"/>
-                <w:sz w:val="26"/>
-                <w:szCs w:val="26"/>
-              </w:rPr>
-            </w:pPr>
-            <w:r>
-              <w:rPr>
-                <w:rFonts w:ascii="Times New Roman" w:hAnsi="Times New Roman" w:cs="Times New Roman"/>
-                <w:sz w:val="26"/>
-                <w:szCs w:val="26"/>
-              </w:rPr>
-              <w:t>Mid fusion — cổng chú ý theo kênh (CBAM/SE)</w:t>
-            </w:r>
-          </w:p>
-        </w:tc>
-        <w:tc>
-          <w:tcPr>
-            <w:tcW w:w="1247" w:type="dxa"/>
-          </w:tcPr>
-          <w:p>
-            <w:pPr>
-              <w:spacing w:after="40" w:line="240" w:lineRule="auto"/>
-              <w:rPr>
-                <w:rFonts w:ascii="Times New Roman" w:hAnsi="Times New Roman" w:cs="Times New Roman"/>
-                <w:sz w:val="26"/>
-                <w:szCs w:val="26"/>
-              </w:rPr>
-            </w:pPr>
-            <w:r>
-              <w:rPr>
-                <w:rFonts w:ascii="Times New Roman" w:hAnsi="Times New Roman" w:cs="Times New Roman"/>
-                <w:sz w:val="26"/>
-                <w:szCs w:val="26"/>
-              </w:rPr>
-              <w:t>~2×</w:t>
-            </w:r>
-          </w:p>
-        </w:tc>
-        <w:tc>
-          <w:tcPr>
-            <w:tcW w:w="1928" w:type="dxa"/>
-          </w:tcPr>
-          <w:p>
-            <w:pPr>
-              <w:spacing w:after="40" w:line="240" w:lineRule="auto"/>
-              <w:rPr>
-                <w:rFonts w:ascii="Times New Roman" w:hAnsi="Times New Roman" w:cs="Times New Roman"/>
-                <w:sz w:val="26"/>
-                <w:szCs w:val="26"/>
-              </w:rPr>
-            </w:pPr>
-            <w:r>
-              <w:rPr>
-                <w:rFonts w:ascii="Times New Roman" w:hAnsi="Times New Roman" w:cs="Times New Roman"/>
-                <w:sz w:val="26"/>
-                <w:szCs w:val="26"/>
-              </w:rPr>
-              <w:t>Fusion (hoãn)</w:t>
-            </w:r>
-          </w:p>
-        </w:tc>
-      </w:tr>
-      <w:tr>
-        <w:trPr>
-          <w:jc w:val="center"/>
-        </w:trPr>
-        <w:tc>
-          <w:tcPr>
-            <w:tcW w:w="737" w:type="dxa"/>
-          </w:tcPr>
-          <w:p>
-            <w:pPr>
-              <w:spacing w:after="40" w:line="240" w:lineRule="auto"/>
-              <w:rPr>
-                <w:rFonts w:ascii="Times New Roman" w:hAnsi="Times New Roman" w:cs="Times New Roman"/>
-                <w:sz w:val="26"/>
-                <w:szCs w:val="26"/>
-              </w:rPr>
-            </w:pPr>
-            <w:r>
-              <w:rPr>
-                <w:rFonts w:ascii="Times New Roman" w:hAnsi="Times New Roman" w:cs="Times New Roman"/>
-                <w:sz w:val="26"/>
-                <w:szCs w:val="26"/>
-              </w:rPr>
-              <w:t>F3</w:t>
-            </w:r>
-          </w:p>
-        </w:tc>
-        <w:tc>
-          <w:tcPr>
-            <w:tcW w:w="2041" w:type="dxa"/>
-          </w:tcPr>
-          <w:p>
-            <w:pPr>
-              <w:spacing w:after="40" w:line="240" w:lineRule="auto"/>
-              <w:rPr>
-                <w:rFonts w:ascii="Times New Roman" w:hAnsi="Times New Roman" w:cs="Times New Roman"/>
-                <w:sz w:val="26"/>
-                <w:szCs w:val="26"/>
-              </w:rPr>
-            </w:pPr>
-            <w:r>
-              <w:rPr>
-                <w:rFonts w:ascii="Times New Roman" w:hAnsi="Times New Roman" w:cs="Times New Roman"/>
-                <w:sz w:val="26"/>
-                <w:szCs w:val="26"/>
-              </w:rPr>
-              <w:t>RGB + IR</w:t>
-            </w:r>
-          </w:p>
-        </w:tc>
-        <w:tc>
-          <w:tcPr>
-            <w:tcW w:w="3402" w:type="dxa"/>
-          </w:tcPr>
-          <w:p>
-            <w:pPr>
-              <w:spacing w:after="40" w:line="240" w:lineRule="auto"/>
-              <w:rPr>
-                <w:rFonts w:ascii="Times New Roman" w:hAnsi="Times New Roman" w:cs="Times New Roman"/>
-                <w:sz w:val="26"/>
-                <w:szCs w:val="26"/>
-              </w:rPr>
-            </w:pPr>
-            <w:r>
-              <w:rPr>
-                <w:rFonts w:ascii="Times New Roman" w:hAnsi="Times New Roman" w:cs="Times New Roman"/>
-                <w:sz w:val="26"/>
-                <w:szCs w:val="26"/>
-              </w:rPr>
-              <w:t>Late fusion — WBF box xoay từ S1 + S2</w:t>
-            </w:r>
-          </w:p>
-        </w:tc>
-        <w:tc>
-          <w:tcPr>
-            <w:tcW w:w="1247" w:type="dxa"/>
-          </w:tcPr>
-          <w:p>
-            <w:pPr>
-              <w:spacing w:after="40" w:line="240" w:lineRule="auto"/>
-              <w:rPr>
-                <w:rFonts w:ascii="Times New Roman" w:hAnsi="Times New Roman" w:cs="Times New Roman"/>
-                <w:sz w:val="26"/>
-                <w:szCs w:val="26"/>
-              </w:rPr>
-            </w:pPr>
-            <w:r>
-              <w:rPr>
-                <w:rFonts w:ascii="Times New Roman" w:hAnsi="Times New Roman" w:cs="Times New Roman"/>
-                <w:sz w:val="26"/>
-                <w:szCs w:val="26"/>
-              </w:rPr>
-              <w:t>2× (inference)</w:t>
-            </w:r>
-          </w:p>
-        </w:tc>
-        <w:tc>
-          <w:tcPr>
-            <w:tcW w:w="1928" w:type="dxa"/>
-          </w:tcPr>
-          <w:p>
-            <w:pPr>
-              <w:spacing w:after="40" w:line="240" w:lineRule="auto"/>
+              <w:spacing w:after="40"/>
               <w:rPr>
                 <w:rFonts w:ascii="Times New Roman" w:hAnsi="Times New Roman" w:cs="Times New Roman"/>
                 <w:sz w:val="26"/>
@@ -4750,8 +3614,88 @@
     </w:p>
     <w:p>
       <w:pPr>
+        <w:spacing w:after="40"/>
         <w:rPr>
           <w:rFonts w:ascii="Times New Roman" w:hAnsi="Times New Roman" w:cs="Times New Roman"/>
+          <w:b/>
+          <w:sz w:val="26"/>
+          <w:szCs w:val="26"/>
+        </w:rPr>
+      </w:pPr>
+    </w:p>
+    <w:p>
+      <w:pPr>
+        <w:spacing w:after="40"/>
+        <w:rPr>
+          <w:rFonts w:ascii="Times New Roman" w:hAnsi="Times New Roman" w:cs="Times New Roman"/>
+          <w:b/>
+          <w:sz w:val="26"/>
+          <w:szCs w:val="26"/>
+        </w:rPr>
+      </w:pPr>
+    </w:p>
+    <w:p>
+      <w:pPr>
+        <w:spacing w:after="40"/>
+        <w:rPr>
+          <w:rFonts w:ascii="Times New Roman" w:hAnsi="Times New Roman" w:cs="Times New Roman"/>
+          <w:b/>
+          <w:sz w:val="26"/>
+          <w:szCs w:val="26"/>
+        </w:rPr>
+      </w:pPr>
+    </w:p>
+    <w:p>
+      <w:pPr>
+        <w:spacing w:after="40"/>
+        <w:rPr>
+          <w:rFonts w:ascii="Times New Roman" w:hAnsi="Times New Roman" w:cs="Times New Roman"/>
+          <w:b/>
+          <w:sz w:val="26"/>
+          <w:szCs w:val="26"/>
+        </w:rPr>
+      </w:pPr>
+    </w:p>
+    <w:p>
+      <w:pPr>
+        <w:spacing w:after="40"/>
+        <w:rPr>
+          <w:rFonts w:ascii="Times New Roman" w:hAnsi="Times New Roman" w:cs="Times New Roman"/>
+          <w:b/>
+          <w:sz w:val="26"/>
+          <w:szCs w:val="26"/>
+        </w:rPr>
+      </w:pPr>
+    </w:p>
+    <w:p>
+      <w:pPr>
+        <w:spacing w:after="40"/>
+        <w:rPr>
+          <w:rFonts w:ascii="Times New Roman" w:hAnsi="Times New Roman" w:cs="Times New Roman"/>
+          <w:b/>
+          <w:sz w:val="26"/>
+          <w:szCs w:val="26"/>
+        </w:rPr>
+      </w:pPr>
+    </w:p>
+    <w:p>
+      <w:pPr>
+        <w:spacing w:after="40"/>
+        <w:rPr>
+          <w:rFonts w:ascii="Times New Roman" w:hAnsi="Times New Roman" w:cs="Times New Roman"/>
+          <w:b/>
+          <w:sz w:val="26"/>
+          <w:szCs w:val="26"/>
+        </w:rPr>
+      </w:pPr>
+    </w:p>
+    <w:p>
+      <w:pPr>
+        <w:spacing w:after="40"/>
+        <w:rPr>
+          <w:rFonts w:ascii="Times New Roman" w:hAnsi="Times New Roman" w:cs="Times New Roman"/>
+          <w:b/>
+          <w:bCs/>
           <w:sz w:val="26"/>
           <w:szCs w:val="26"/>
         </w:rPr>
@@ -4760,536 +3704,376 @@
         <w:rPr>
           <w:rFonts w:ascii="Times New Roman" w:hAnsi="Times New Roman" w:cs="Times New Roman"/>
           <w:b/>
+          <w:bCs/>
           <w:sz w:val="26"/>
           <w:szCs w:val="26"/>
         </w:rPr>
-        <w:t xml:space="preserve">C1, C2 và F2a dùng CHUNG một arch_spec </w:t>
+        <w:lastRenderedPageBreak/>
+        <w:t>3.3</w:t>
       </w:r>
       <w:r>
         <w:rPr>
           <w:rFonts w:ascii="Times New Roman" w:hAnsi="Times New Roman" w:cs="Times New Roman"/>
+          <w:b/>
+          <w:bCs/>
           <w:sz w:val="26"/>
           <w:szCs w:val="26"/>
         </w:rPr>
-        <w:t>nên số tham số bằng nhau tuyệt đối, chứ không phải “sai số &lt; 1%”. Có test tự động canh bất biến này. F3 không tốn chi phí train vì tái sử dụng trọng số của S1 và S2.</w:t>
+        <w:t xml:space="preserve">. </w:t>
       </w:r>
+      <w:proofErr w:type="spellStart"/>
+      <w:r>
+        <w:rPr>
+          <w:rFonts w:ascii="Times New Roman" w:hAnsi="Times New Roman" w:cs="Times New Roman"/>
+          <w:b/>
+          <w:bCs/>
+          <w:sz w:val="26"/>
+          <w:szCs w:val="26"/>
+        </w:rPr>
+        <w:t>Mô</w:t>
+      </w:r>
+      <w:proofErr w:type="spellEnd"/>
+      <w:r>
+        <w:rPr>
+          <w:rFonts w:ascii="Times New Roman" w:hAnsi="Times New Roman" w:cs="Times New Roman"/>
+          <w:b/>
+          <w:bCs/>
+          <w:sz w:val="26"/>
+          <w:szCs w:val="26"/>
+        </w:rPr>
+        <w:t xml:space="preserve"> </w:t>
+      </w:r>
+      <w:proofErr w:type="spellStart"/>
+      <w:r>
+        <w:rPr>
+          <w:rFonts w:ascii="Times New Roman" w:hAnsi="Times New Roman" w:cs="Times New Roman"/>
+          <w:b/>
+          <w:bCs/>
+          <w:sz w:val="26"/>
+          <w:szCs w:val="26"/>
+        </w:rPr>
+        <w:t>tả</w:t>
+      </w:r>
+      <w:proofErr w:type="spellEnd"/>
     </w:p>
     <w:p>
       <w:pPr>
-        <w:pStyle w:val="Heading2"/>
+        <w:spacing w:after="40"/>
         <w:rPr>
           <w:rFonts w:ascii="Times New Roman" w:hAnsi="Times New Roman" w:cs="Times New Roman"/>
-          <w:color w:val="auto"/>
+          <w:b/>
+          <w:bCs/>
+          <w:sz w:val="26"/>
+          <w:szCs w:val="26"/>
         </w:rPr>
       </w:pPr>
       <w:r>
         <w:rPr>
           <w:rFonts w:ascii="Times New Roman" w:hAnsi="Times New Roman" w:cs="Times New Roman"/>
-          <w:color w:val="auto"/>
+          <w:b/>
+          <w:bCs/>
+          <w:sz w:val="26"/>
+          <w:szCs w:val="26"/>
         </w:rPr>
-        <w:t>3</w:t>
-      </w:r>
-      <w:r>
-        <w:rPr>
-          <w:rFonts w:ascii="Times New Roman" w:hAnsi="Times New Roman" w:cs="Times New Roman"/>
-          <w:color w:val="auto"/>
-        </w:rPr>
-        <w:t>.3. Các phép so sánh</w:t>
+        <w:t>Baseline:</w:t>
       </w:r>
     </w:p>
-    <w:tbl>
-      <w:tblPr>
-        <w:tblStyle w:val="TableGrid"/>
-        <w:tblW w:w="0" w:type="auto"/>
-        <w:jc w:val="center"/>
-        <w:tblLayout w:type="fixed"/>
-        <w:tblLook w:val="04A0" w:firstRow="1" w:lastRow="0" w:firstColumn="1" w:lastColumn="0" w:noHBand="0" w:noVBand="1"/>
-      </w:tblPr>
-      <w:tblGrid>
-        <w:gridCol w:w="3969"/>
-        <w:gridCol w:w="5386"/>
-      </w:tblGrid>
-      <w:tr>
-        <w:trPr>
-          <w:jc w:val="center"/>
-        </w:trPr>
-        <w:tc>
-          <w:tcPr>
-            <w:tcW w:w="3969" w:type="dxa"/>
-            <w:shd w:val="clear" w:color="auto" w:fill="DCE6F1"/>
-          </w:tcPr>
-          <w:p>
-            <w:pPr>
-              <w:spacing w:after="40" w:line="240" w:lineRule="auto"/>
-              <w:rPr>
-                <w:rFonts w:ascii="Times New Roman" w:hAnsi="Times New Roman" w:cs="Times New Roman"/>
-                <w:sz w:val="26"/>
-                <w:szCs w:val="26"/>
-              </w:rPr>
-            </w:pPr>
-            <w:r>
-              <w:rPr>
-                <w:rFonts w:ascii="Times New Roman" w:hAnsi="Times New Roman" w:cs="Times New Roman"/>
-                <w:b/>
-                <w:sz w:val="26"/>
-                <w:szCs w:val="26"/>
-              </w:rPr>
-              <w:t>Phép so sánh</w:t>
-            </w:r>
-          </w:p>
-        </w:tc>
-        <w:tc>
-          <w:tcPr>
-            <w:tcW w:w="5386" w:type="dxa"/>
-            <w:shd w:val="clear" w:color="auto" w:fill="DCE6F1"/>
-          </w:tcPr>
-          <w:p>
-            <w:pPr>
-              <w:spacing w:after="40" w:line="240" w:lineRule="auto"/>
-              <w:rPr>
-                <w:rFonts w:ascii="Times New Roman" w:hAnsi="Times New Roman" w:cs="Times New Roman"/>
-                <w:sz w:val="26"/>
-                <w:szCs w:val="26"/>
-              </w:rPr>
-            </w:pPr>
-            <w:r>
-              <w:rPr>
-                <w:rFonts w:ascii="Times New Roman" w:hAnsi="Times New Roman" w:cs="Times New Roman"/>
-                <w:b/>
-                <w:sz w:val="26"/>
-                <w:szCs w:val="26"/>
-              </w:rPr>
-              <w:t>Trả lời</w:t>
-            </w:r>
-          </w:p>
-        </w:tc>
-      </w:tr>
-      <w:tr>
-        <w:trPr>
-          <w:jc w:val="center"/>
-        </w:trPr>
-        <w:tc>
-          <w:tcPr>
-            <w:tcW w:w="3969" w:type="dxa"/>
-          </w:tcPr>
-          <w:p>
-            <w:pPr>
-              <w:spacing w:after="40" w:line="240" w:lineRule="auto"/>
-              <w:rPr>
-                <w:rFonts w:ascii="Times New Roman" w:hAnsi="Times New Roman" w:cs="Times New Roman"/>
-                <w:sz w:val="26"/>
-                <w:szCs w:val="26"/>
-              </w:rPr>
-            </w:pPr>
-            <w:proofErr w:type="gramStart"/>
-            <w:r>
-              <w:rPr>
-                <w:rFonts w:ascii="Times New Roman" w:hAnsi="Times New Roman" w:cs="Times New Roman"/>
-                <w:sz w:val="26"/>
-                <w:szCs w:val="26"/>
-              </w:rPr>
-              <w:t>max(</w:t>
-            </w:r>
-            <w:proofErr w:type="gramEnd"/>
-            <w:r>
-              <w:rPr>
-                <w:rFonts w:ascii="Times New Roman" w:hAnsi="Times New Roman" w:cs="Times New Roman"/>
-                <w:sz w:val="26"/>
-                <w:szCs w:val="26"/>
-              </w:rPr>
-              <w:t xml:space="preserve">F1, F2a, F2b, F3) vs </w:t>
-            </w:r>
-            <w:proofErr w:type="gramStart"/>
-            <w:r>
-              <w:rPr>
-                <w:rFonts w:ascii="Times New Roman" w:hAnsi="Times New Roman" w:cs="Times New Roman"/>
-                <w:sz w:val="26"/>
-                <w:szCs w:val="26"/>
-              </w:rPr>
-              <w:t>max(</w:t>
-            </w:r>
-            <w:proofErr w:type="gramEnd"/>
-            <w:r>
-              <w:rPr>
-                <w:rFonts w:ascii="Times New Roman" w:hAnsi="Times New Roman" w:cs="Times New Roman"/>
-                <w:sz w:val="26"/>
-                <w:szCs w:val="26"/>
-              </w:rPr>
-              <w:t>S1, S2)</w:t>
-            </w:r>
-          </w:p>
-        </w:tc>
-        <w:tc>
-          <w:tcPr>
-            <w:tcW w:w="5386" w:type="dxa"/>
-          </w:tcPr>
-          <w:p>
-            <w:pPr>
-              <w:spacing w:after="40" w:line="240" w:lineRule="auto"/>
-              <w:rPr>
-                <w:rFonts w:ascii="Times New Roman" w:hAnsi="Times New Roman" w:cs="Times New Roman"/>
-                <w:sz w:val="26"/>
-                <w:szCs w:val="26"/>
-              </w:rPr>
-            </w:pPr>
-            <w:r>
-              <w:rPr>
-                <w:rFonts w:ascii="Times New Roman" w:hAnsi="Times New Roman" w:cs="Times New Roman"/>
-                <w:sz w:val="26"/>
-                <w:szCs w:val="26"/>
-              </w:rPr>
-              <w:t>RQ1 phiên bản “ngây thơ” — để đối chiếu với literature</w:t>
-            </w:r>
-          </w:p>
-        </w:tc>
-      </w:tr>
-      <w:tr>
-        <w:trPr>
-          <w:jc w:val="center"/>
-        </w:trPr>
-        <w:tc>
-          <w:tcPr>
-            <w:tcW w:w="3969" w:type="dxa"/>
-          </w:tcPr>
-          <w:p>
-            <w:pPr>
-              <w:spacing w:after="40" w:line="240" w:lineRule="auto"/>
-              <w:rPr>
-                <w:rFonts w:ascii="Times New Roman" w:hAnsi="Times New Roman" w:cs="Times New Roman"/>
-                <w:sz w:val="26"/>
-                <w:szCs w:val="26"/>
-              </w:rPr>
-            </w:pPr>
-            <w:r>
-              <w:rPr>
-                <w:rFonts w:ascii="Times New Roman" w:hAnsi="Times New Roman" w:cs="Times New Roman"/>
-                <w:sz w:val="26"/>
-                <w:szCs w:val="26"/>
-              </w:rPr>
-              <w:t>F2a vs C2</w:t>
-            </w:r>
-          </w:p>
-        </w:tc>
-        <w:tc>
-          <w:tcPr>
-            <w:tcW w:w="5386" w:type="dxa"/>
-          </w:tcPr>
-          <w:p>
-            <w:pPr>
-              <w:spacing w:after="40" w:line="240" w:lineRule="auto"/>
-              <w:rPr>
-                <w:rFonts w:ascii="Times New Roman" w:hAnsi="Times New Roman" w:cs="Times New Roman"/>
-                <w:sz w:val="26"/>
-                <w:szCs w:val="26"/>
-              </w:rPr>
-            </w:pPr>
-            <w:r>
-              <w:rPr>
-                <w:rFonts w:ascii="Times New Roman" w:hAnsi="Times New Roman" w:cs="Times New Roman"/>
-                <w:sz w:val="26"/>
-                <w:szCs w:val="26"/>
-              </w:rPr>
-              <w:t>RQ1 PHIÊN BẢN TRUNG THỰC — đã kiểm soát capacity</w:t>
-            </w:r>
-          </w:p>
-        </w:tc>
-      </w:tr>
-      <w:tr>
-        <w:trPr>
-          <w:jc w:val="center"/>
-        </w:trPr>
-        <w:tc>
-          <w:tcPr>
-            <w:tcW w:w="3969" w:type="dxa"/>
-          </w:tcPr>
-          <w:p>
-            <w:pPr>
-              <w:spacing w:after="40" w:line="240" w:lineRule="auto"/>
-              <w:rPr>
-                <w:rFonts w:ascii="Times New Roman" w:hAnsi="Times New Roman" w:cs="Times New Roman"/>
-                <w:sz w:val="26"/>
-                <w:szCs w:val="26"/>
-              </w:rPr>
-            </w:pPr>
-            <w:r>
-              <w:rPr>
-                <w:rFonts w:ascii="Times New Roman" w:hAnsi="Times New Roman" w:cs="Times New Roman"/>
-                <w:sz w:val="26"/>
-                <w:szCs w:val="26"/>
-              </w:rPr>
-              <w:t>C2 vs S2</w:t>
-            </w:r>
-          </w:p>
-        </w:tc>
-        <w:tc>
-          <w:tcPr>
-            <w:tcW w:w="5386" w:type="dxa"/>
-          </w:tcPr>
-          <w:p>
-            <w:pPr>
-              <w:spacing w:after="40" w:line="240" w:lineRule="auto"/>
-              <w:rPr>
-                <w:rFonts w:ascii="Times New Roman" w:hAnsi="Times New Roman" w:cs="Times New Roman"/>
-                <w:sz w:val="26"/>
-                <w:szCs w:val="26"/>
-              </w:rPr>
-            </w:pPr>
-            <w:r>
-              <w:rPr>
-                <w:rFonts w:ascii="Times New Roman" w:hAnsi="Times New Roman" w:cs="Times New Roman"/>
-                <w:sz w:val="26"/>
-                <w:szCs w:val="26"/>
-              </w:rPr>
-              <w:t xml:space="preserve">Lợi ích thuần từ việc tăng capacity (giá trị chẩn </w:t>
-            </w:r>
-            <w:r>
-              <w:rPr>
-                <w:rFonts w:ascii="Times New Roman" w:hAnsi="Times New Roman" w:cs="Times New Roman"/>
-                <w:sz w:val="26"/>
-                <w:szCs w:val="26"/>
-              </w:rPr>
-              <w:lastRenderedPageBreak/>
-              <w:t>đoán)</w:t>
-            </w:r>
-          </w:p>
-        </w:tc>
-      </w:tr>
-      <w:tr>
-        <w:trPr>
-          <w:jc w:val="center"/>
-        </w:trPr>
-        <w:tc>
-          <w:tcPr>
-            <w:tcW w:w="3969" w:type="dxa"/>
-          </w:tcPr>
-          <w:p>
-            <w:pPr>
-              <w:spacing w:after="40" w:line="240" w:lineRule="auto"/>
-              <w:rPr>
-                <w:rFonts w:ascii="Times New Roman" w:hAnsi="Times New Roman" w:cs="Times New Roman"/>
-                <w:sz w:val="26"/>
-                <w:szCs w:val="26"/>
-              </w:rPr>
-            </w:pPr>
-            <w:r>
-              <w:rPr>
-                <w:rFonts w:ascii="Times New Roman" w:hAnsi="Times New Roman" w:cs="Times New Roman"/>
-                <w:sz w:val="26"/>
-                <w:szCs w:val="26"/>
-              </w:rPr>
-              <w:lastRenderedPageBreak/>
-              <w:t>F1 vs F2a vs F2b vs F3</w:t>
-            </w:r>
-          </w:p>
-        </w:tc>
-        <w:tc>
-          <w:tcPr>
-            <w:tcW w:w="5386" w:type="dxa"/>
-          </w:tcPr>
-          <w:p>
-            <w:pPr>
-              <w:spacing w:after="40" w:line="240" w:lineRule="auto"/>
-              <w:rPr>
-                <w:rFonts w:ascii="Times New Roman" w:hAnsi="Times New Roman" w:cs="Times New Roman"/>
-                <w:sz w:val="26"/>
-                <w:szCs w:val="26"/>
-              </w:rPr>
-            </w:pPr>
-            <w:r>
-              <w:rPr>
-                <w:rFonts w:ascii="Times New Roman" w:hAnsi="Times New Roman" w:cs="Times New Roman"/>
-                <w:sz w:val="26"/>
-                <w:szCs w:val="26"/>
-              </w:rPr>
-              <w:t>RQ2 — lợi ích trên chi phí tính toán</w:t>
-            </w:r>
-          </w:p>
-        </w:tc>
-      </w:tr>
-      <w:tr>
-        <w:trPr>
-          <w:jc w:val="center"/>
-        </w:trPr>
-        <w:tc>
-          <w:tcPr>
-            <w:tcW w:w="3969" w:type="dxa"/>
-          </w:tcPr>
-          <w:p>
-            <w:pPr>
-              <w:spacing w:after="40" w:line="240" w:lineRule="auto"/>
-              <w:rPr>
-                <w:rFonts w:ascii="Times New Roman" w:hAnsi="Times New Roman" w:cs="Times New Roman"/>
-                <w:sz w:val="26"/>
-                <w:szCs w:val="26"/>
-              </w:rPr>
-            </w:pPr>
-            <w:r>
-              <w:rPr>
-                <w:rFonts w:ascii="Times New Roman" w:hAnsi="Times New Roman" w:cs="Times New Roman"/>
-                <w:sz w:val="26"/>
-                <w:szCs w:val="26"/>
-              </w:rPr>
-              <w:t xml:space="preserve">Δ </w:t>
-            </w:r>
-            <w:proofErr w:type="spellStart"/>
-            <w:r>
-              <w:rPr>
-                <w:rFonts w:ascii="Times New Roman" w:hAnsi="Times New Roman" w:cs="Times New Roman"/>
-                <w:sz w:val="26"/>
-                <w:szCs w:val="26"/>
-              </w:rPr>
-              <w:t>phân</w:t>
-            </w:r>
-            <w:proofErr w:type="spellEnd"/>
-            <w:r>
-              <w:rPr>
-                <w:rFonts w:ascii="Times New Roman" w:hAnsi="Times New Roman" w:cs="Times New Roman"/>
-                <w:sz w:val="26"/>
-                <w:szCs w:val="26"/>
-              </w:rPr>
-              <w:t xml:space="preserve"> </w:t>
-            </w:r>
-            <w:proofErr w:type="spellStart"/>
-            <w:r>
-              <w:rPr>
-                <w:rFonts w:ascii="Times New Roman" w:hAnsi="Times New Roman" w:cs="Times New Roman"/>
-                <w:sz w:val="26"/>
-                <w:szCs w:val="26"/>
-              </w:rPr>
-              <w:t>tầng</w:t>
-            </w:r>
-            <w:proofErr w:type="spellEnd"/>
-            <w:r>
-              <w:rPr>
-                <w:rFonts w:ascii="Times New Roman" w:hAnsi="Times New Roman" w:cs="Times New Roman"/>
-                <w:sz w:val="26"/>
-                <w:szCs w:val="26"/>
-              </w:rPr>
-              <w:t xml:space="preserve"> </w:t>
-            </w:r>
-            <w:proofErr w:type="spellStart"/>
-            <w:r>
-              <w:rPr>
-                <w:rFonts w:ascii="Times New Roman" w:hAnsi="Times New Roman" w:cs="Times New Roman"/>
-                <w:sz w:val="26"/>
-                <w:szCs w:val="26"/>
-              </w:rPr>
-              <w:t>theo</w:t>
-            </w:r>
-            <w:proofErr w:type="spellEnd"/>
-            <w:r>
-              <w:rPr>
-                <w:rFonts w:ascii="Times New Roman" w:hAnsi="Times New Roman" w:cs="Times New Roman"/>
-                <w:sz w:val="26"/>
-                <w:szCs w:val="26"/>
-              </w:rPr>
-              <w:t xml:space="preserve"> </w:t>
-            </w:r>
-            <w:proofErr w:type="spellStart"/>
-            <w:r>
-              <w:rPr>
-                <w:rFonts w:ascii="Times New Roman" w:hAnsi="Times New Roman" w:cs="Times New Roman"/>
-                <w:sz w:val="26"/>
-                <w:szCs w:val="26"/>
-              </w:rPr>
-              <w:t>illum_proxy</w:t>
-            </w:r>
-            <w:proofErr w:type="spellEnd"/>
-            <w:r>
-              <w:rPr>
-                <w:rFonts w:ascii="Times New Roman" w:hAnsi="Times New Roman" w:cs="Times New Roman"/>
-                <w:sz w:val="26"/>
-                <w:szCs w:val="26"/>
-              </w:rPr>
-              <w:t xml:space="preserve"> / size / class</w:t>
-            </w:r>
-          </w:p>
-        </w:tc>
-        <w:tc>
-          <w:tcPr>
-            <w:tcW w:w="5386" w:type="dxa"/>
-          </w:tcPr>
-          <w:p>
-            <w:pPr>
-              <w:spacing w:after="40" w:line="240" w:lineRule="auto"/>
-              <w:rPr>
-                <w:rFonts w:ascii="Times New Roman" w:hAnsi="Times New Roman" w:cs="Times New Roman"/>
-                <w:sz w:val="26"/>
-                <w:szCs w:val="26"/>
-              </w:rPr>
-            </w:pPr>
-            <w:r>
-              <w:rPr>
-                <w:rFonts w:ascii="Times New Roman" w:hAnsi="Times New Roman" w:cs="Times New Roman"/>
-                <w:sz w:val="26"/>
-                <w:szCs w:val="26"/>
-              </w:rPr>
-              <w:t>RQ3</w:t>
-            </w:r>
-          </w:p>
-        </w:tc>
-      </w:tr>
-      <w:tr>
-        <w:trPr>
-          <w:jc w:val="center"/>
-        </w:trPr>
-        <w:tc>
-          <w:tcPr>
-            <w:tcW w:w="3969" w:type="dxa"/>
-          </w:tcPr>
-          <w:p>
-            <w:pPr>
-              <w:spacing w:after="40" w:line="240" w:lineRule="auto"/>
-              <w:rPr>
-                <w:rFonts w:ascii="Times New Roman" w:hAnsi="Times New Roman" w:cs="Times New Roman"/>
-                <w:sz w:val="26"/>
-                <w:szCs w:val="26"/>
-              </w:rPr>
-            </w:pPr>
-            <w:r>
-              <w:rPr>
-                <w:rFonts w:ascii="Times New Roman" w:hAnsi="Times New Roman" w:cs="Times New Roman"/>
-                <w:sz w:val="26"/>
-                <w:szCs w:val="26"/>
-              </w:rPr>
-              <w:t>F1 / F2 / F3 dưới các mức dịch IR δ</w:t>
-            </w:r>
-          </w:p>
-        </w:tc>
-        <w:tc>
-          <w:tcPr>
-            <w:tcW w:w="5386" w:type="dxa"/>
-          </w:tcPr>
-          <w:p>
-            <w:pPr>
-              <w:spacing w:after="40" w:line="240" w:lineRule="auto"/>
-              <w:rPr>
-                <w:rFonts w:ascii="Times New Roman" w:hAnsi="Times New Roman" w:cs="Times New Roman"/>
-                <w:sz w:val="26"/>
-                <w:szCs w:val="26"/>
-              </w:rPr>
-            </w:pPr>
-            <w:r>
-              <w:rPr>
-                <w:rFonts w:ascii="Times New Roman" w:hAnsi="Times New Roman" w:cs="Times New Roman"/>
-                <w:sz w:val="26"/>
-                <w:szCs w:val="26"/>
-              </w:rPr>
-              <w:t>RQ4 — độ bền với misalignment</w:t>
-            </w:r>
-          </w:p>
-        </w:tc>
-      </w:tr>
-    </w:tbl>
     <w:p>
       <w:pPr>
         <w:spacing w:after="40"/>
         <w:rPr>
           <w:rFonts w:ascii="Times New Roman" w:hAnsi="Times New Roman" w:cs="Times New Roman"/>
+          <w:b/>
+          <w:bCs/>
           <w:sz w:val="26"/>
           <w:szCs w:val="26"/>
         </w:rPr>
       </w:pPr>
+      <w:r>
+        <w:rPr>
+          <w:rFonts w:ascii="Times New Roman" w:hAnsi="Times New Roman" w:cs="Times New Roman"/>
+          <w:b/>
+          <w:bCs/>
+          <w:noProof/>
+          <w:sz w:val="26"/>
+          <w:szCs w:val="26"/>
+        </w:rPr>
+        <w:drawing>
+          <wp:inline distT="0" distB="0" distL="0" distR="0" wp14:anchorId="22204A1B" wp14:editId="5FB24179">
+            <wp:extent cx="5950211" cy="4316819"/>
+            <wp:effectExtent l="0" t="0" r="0" b="0"/>
+            <wp:docPr id="1829852343" name="Picture 6"/>
+            <wp:cNvGraphicFramePr>
+              <a:graphicFrameLocks xmlns:a="http://schemas.openxmlformats.org/drawingml/2006/main" noChangeAspect="1"/>
+            </wp:cNvGraphicFramePr>
+            <a:graphic xmlns:a="http://schemas.openxmlformats.org/drawingml/2006/main">
+              <a:graphicData uri="http://schemas.openxmlformats.org/drawingml/2006/picture">
+                <pic:pic xmlns:pic="http://schemas.openxmlformats.org/drawingml/2006/picture">
+                  <pic:nvPicPr>
+                    <pic:cNvPr id="0" name="Picture 15"/>
+                    <pic:cNvPicPr>
+                      <a:picLocks noChangeAspect="1" noChangeArrowheads="1"/>
+                    </pic:cNvPicPr>
+                  </pic:nvPicPr>
+                  <pic:blipFill>
+                    <a:blip r:embed="rId7">
+                      <a:extLst>
+                        <a:ext uri="{28A0092B-C50C-407E-A947-70E740481C1C}">
+                          <a14:useLocalDpi xmlns:a14="http://schemas.microsoft.com/office/drawing/2010/main" val="0"/>
+                        </a:ext>
+                      </a:extLst>
+                    </a:blip>
+                    <a:srcRect/>
+                    <a:stretch>
+                      <a:fillRect/>
+                    </a:stretch>
+                  </pic:blipFill>
+                  <pic:spPr bwMode="auto">
+                    <a:xfrm>
+                      <a:off x="0" y="0"/>
+                      <a:ext cx="5988100" cy="4344307"/>
+                    </a:xfrm>
+                    <a:prstGeom prst="rect">
+                      <a:avLst/>
+                    </a:prstGeom>
+                    <a:noFill/>
+                    <a:ln>
+                      <a:noFill/>
+                    </a:ln>
+                  </pic:spPr>
+                </pic:pic>
+              </a:graphicData>
+            </a:graphic>
+          </wp:inline>
+        </w:drawing>
+      </w:r>
+    </w:p>
+    <w:p>
+      <w:pPr>
+        <w:spacing w:after="40"/>
+        <w:rPr>
+          <w:rFonts w:ascii="Times New Roman" w:hAnsi="Times New Roman" w:cs="Times New Roman"/>
+          <w:b/>
+          <w:bCs/>
+          <w:sz w:val="26"/>
+          <w:szCs w:val="26"/>
+        </w:rPr>
+      </w:pPr>
+    </w:p>
+    <w:p>
+      <w:pPr>
+        <w:spacing w:after="40"/>
+        <w:rPr>
+          <w:rFonts w:ascii="Times New Roman" w:hAnsi="Times New Roman" w:cs="Times New Roman"/>
+          <w:b/>
+          <w:bCs/>
+          <w:sz w:val="26"/>
+          <w:szCs w:val="26"/>
+        </w:rPr>
+      </w:pPr>
+      <w:r>
+        <w:rPr>
+          <w:rFonts w:ascii="Times New Roman" w:hAnsi="Times New Roman" w:cs="Times New Roman"/>
+          <w:b/>
+          <w:bCs/>
+          <w:sz w:val="26"/>
+          <w:szCs w:val="26"/>
+        </w:rPr>
+        <w:t>Proposed method:</w:t>
+      </w:r>
+      <w:r>
+        <w:rPr>
+          <w:rFonts w:ascii="Times New Roman" w:hAnsi="Times New Roman" w:cs="Times New Roman"/>
+          <w:b/>
+          <w:bCs/>
+          <w:sz w:val="26"/>
+          <w:szCs w:val="26"/>
+        </w:rPr>
+        <w:br/>
+      </w:r>
+      <w:r>
+        <w:rPr>
+          <w:rFonts w:ascii="Times New Roman" w:hAnsi="Times New Roman" w:cs="Times New Roman"/>
+          <w:b/>
+          <w:bCs/>
+          <w:noProof/>
+          <w:sz w:val="26"/>
+          <w:szCs w:val="26"/>
+        </w:rPr>
+        <w:drawing>
+          <wp:inline distT="0" distB="0" distL="0" distR="0" wp14:anchorId="7A9A3470" wp14:editId="4D0C92F7">
+            <wp:extent cx="5720317" cy="2808156"/>
+            <wp:effectExtent l="0" t="0" r="0" b="0"/>
+            <wp:docPr id="2144882376" name="Picture 8"/>
+            <wp:cNvGraphicFramePr>
+              <a:graphicFrameLocks xmlns:a="http://schemas.openxmlformats.org/drawingml/2006/main" noChangeAspect="1"/>
+            </wp:cNvGraphicFramePr>
+            <a:graphic xmlns:a="http://schemas.openxmlformats.org/drawingml/2006/main">
+              <a:graphicData uri="http://schemas.openxmlformats.org/drawingml/2006/picture">
+                <pic:pic xmlns:pic="http://schemas.openxmlformats.org/drawingml/2006/picture">
+                  <pic:nvPicPr>
+                    <pic:cNvPr id="0" name="Picture 22"/>
+                    <pic:cNvPicPr>
+                      <a:picLocks noChangeAspect="1" noChangeArrowheads="1"/>
+                    </pic:cNvPicPr>
+                  </pic:nvPicPr>
+                  <pic:blipFill>
+                    <a:blip r:embed="rId8">
+                      <a:extLst>
+                        <a:ext uri="{28A0092B-C50C-407E-A947-70E740481C1C}">
+                          <a14:useLocalDpi xmlns:a14="http://schemas.microsoft.com/office/drawing/2010/main" val="0"/>
+                        </a:ext>
+                      </a:extLst>
+                    </a:blip>
+                    <a:srcRect/>
+                    <a:stretch>
+                      <a:fillRect/>
+                    </a:stretch>
+                  </pic:blipFill>
+                  <pic:spPr bwMode="auto">
+                    <a:xfrm>
+                      <a:off x="0" y="0"/>
+                      <a:ext cx="5763648" cy="2829427"/>
+                    </a:xfrm>
+                    <a:prstGeom prst="rect">
+                      <a:avLst/>
+                    </a:prstGeom>
+                    <a:noFill/>
+                    <a:ln>
+                      <a:noFill/>
+                    </a:ln>
+                  </pic:spPr>
+                </pic:pic>
+              </a:graphicData>
+            </a:graphic>
+          </wp:inline>
+        </w:drawing>
+      </w:r>
+    </w:p>
+    <w:p>
+      <w:pPr>
+        <w:spacing w:after="40"/>
+        <w:rPr>
+          <w:rFonts w:ascii="Times New Roman" w:hAnsi="Times New Roman" w:cs="Times New Roman"/>
+          <w:b/>
+          <w:bCs/>
+          <w:sz w:val="26"/>
+          <w:szCs w:val="26"/>
+        </w:rPr>
+      </w:pPr>
+    </w:p>
+    <w:p>
+      <w:pPr>
+        <w:spacing w:after="40"/>
+        <w:rPr>
+          <w:rFonts w:ascii="Times New Roman" w:hAnsi="Times New Roman" w:cs="Times New Roman"/>
+          <w:b/>
+          <w:bCs/>
+          <w:sz w:val="26"/>
+          <w:szCs w:val="26"/>
+        </w:rPr>
+      </w:pPr>
+      <w:r>
+        <w:rPr>
+          <w:rFonts w:ascii="Times New Roman" w:hAnsi="Times New Roman" w:cs="Times New Roman"/>
+          <w:b/>
+          <w:bCs/>
+          <w:sz w:val="26"/>
+          <w:szCs w:val="26"/>
+        </w:rPr>
+        <w:t xml:space="preserve">4. </w:t>
+      </w:r>
+      <w:proofErr w:type="spellStart"/>
+      <w:r>
+        <w:rPr>
+          <w:rFonts w:ascii="Times New Roman" w:hAnsi="Times New Roman" w:cs="Times New Roman"/>
+          <w:b/>
+          <w:bCs/>
+          <w:sz w:val="26"/>
+          <w:szCs w:val="26"/>
+        </w:rPr>
+        <w:t>Kết</w:t>
+      </w:r>
+      <w:proofErr w:type="spellEnd"/>
+      <w:r>
+        <w:rPr>
+          <w:rFonts w:ascii="Times New Roman" w:hAnsi="Times New Roman" w:cs="Times New Roman"/>
+          <w:b/>
+          <w:bCs/>
+          <w:sz w:val="26"/>
+          <w:szCs w:val="26"/>
+        </w:rPr>
+        <w:t xml:space="preserve"> </w:t>
+      </w:r>
+      <w:proofErr w:type="spellStart"/>
+      <w:r>
+        <w:rPr>
+          <w:rFonts w:ascii="Times New Roman" w:hAnsi="Times New Roman" w:cs="Times New Roman"/>
+          <w:b/>
+          <w:bCs/>
+          <w:sz w:val="26"/>
+          <w:szCs w:val="26"/>
+        </w:rPr>
+        <w:t>quả</w:t>
+      </w:r>
+      <w:proofErr w:type="spellEnd"/>
+    </w:p>
+    <w:p>
+      <w:pPr>
+        <w:spacing w:after="40"/>
+        <w:rPr>
+          <w:rFonts w:ascii="Times New Roman" w:hAnsi="Times New Roman" w:cs="Times New Roman"/>
+          <w:b/>
+          <w:bCs/>
+          <w:sz w:val="26"/>
+          <w:szCs w:val="26"/>
+        </w:rPr>
+      </w:pPr>
+      <w:r>
+        <w:rPr>
+          <w:rFonts w:ascii="Times New Roman" w:hAnsi="Times New Roman" w:cs="Times New Roman"/>
+          <w:b/>
+          <w:bCs/>
+          <w:sz w:val="26"/>
+          <w:szCs w:val="26"/>
+        </w:rPr>
+        <w:lastRenderedPageBreak/>
+        <w:drawing>
+          <wp:inline distT="0" distB="0" distL="0" distR="0" wp14:anchorId="4513BF94" wp14:editId="60C3DFBF">
+            <wp:extent cx="5801506" cy="3857625"/>
+            <wp:effectExtent l="0" t="0" r="8890" b="0"/>
+            <wp:docPr id="909609351" name="Picture 1"/>
+            <wp:cNvGraphicFramePr>
+              <a:graphicFrameLocks xmlns:a="http://schemas.openxmlformats.org/drawingml/2006/main" noChangeAspect="1"/>
+            </wp:cNvGraphicFramePr>
+            <a:graphic xmlns:a="http://schemas.openxmlformats.org/drawingml/2006/main">
+              <a:graphicData uri="http://schemas.openxmlformats.org/drawingml/2006/picture">
+                <pic:pic xmlns:pic="http://schemas.openxmlformats.org/drawingml/2006/picture">
+                  <pic:nvPicPr>
+                    <pic:cNvPr id="909609351" name=""/>
+                    <pic:cNvPicPr/>
+                  </pic:nvPicPr>
+                  <pic:blipFill>
+                    <a:blip r:embed="rId9"/>
+                    <a:stretch>
+                      <a:fillRect/>
+                    </a:stretch>
+                  </pic:blipFill>
+                  <pic:spPr>
+                    <a:xfrm>
+                      <a:off x="0" y="0"/>
+                      <a:ext cx="5805794" cy="3860476"/>
+                    </a:xfrm>
+                    <a:prstGeom prst="rect">
+                      <a:avLst/>
+                    </a:prstGeom>
+                  </pic:spPr>
+                </pic:pic>
+              </a:graphicData>
+            </a:graphic>
+          </wp:inline>
+        </w:drawing>
+      </w:r>
     </w:p>
     <w:sectPr>
       <w:pgSz w:w="12240" w:h="15840"/>

--- a/data_report.docx
+++ b/data_report.docx
@@ -1106,7 +1106,43 @@
           <w:sz w:val="26"/>
           <w:szCs w:val="26"/>
         </w:rPr>
-        <w:t xml:space="preserve">Đã ghép cặp sẵn → </w:t>
+        <w:t xml:space="preserve">Đã ghép </w:t>
+      </w:r>
+      <w:proofErr w:type="spellStart"/>
+      <w:r>
+        <w:rPr>
+          <w:rFonts w:ascii="Times New Roman" w:hAnsi="Times New Roman" w:cs="Times New Roman"/>
+          <w:sz w:val="26"/>
+          <w:szCs w:val="26"/>
+        </w:rPr>
+        <w:t>cặp</w:t>
+      </w:r>
+      <w:proofErr w:type="spellEnd"/>
+      <w:r>
+        <w:rPr>
+          <w:rFonts w:ascii="Times New Roman" w:hAnsi="Times New Roman" w:cs="Times New Roman"/>
+          <w:sz w:val="26"/>
+          <w:szCs w:val="26"/>
+        </w:rPr>
+        <w:t xml:space="preserve"> </w:t>
+      </w:r>
+      <w:proofErr w:type="spellStart"/>
+      <w:r>
+        <w:rPr>
+          <w:rFonts w:ascii="Times New Roman" w:hAnsi="Times New Roman" w:cs="Times New Roman"/>
+          <w:sz w:val="26"/>
+          <w:szCs w:val="26"/>
+        </w:rPr>
+        <w:t>sẵn</w:t>
+      </w:r>
+      <w:proofErr w:type="spellEnd"/>
+      <w:r>
+        <w:rPr>
+          <w:rFonts w:ascii="Times New Roman" w:hAnsi="Times New Roman" w:cs="Times New Roman"/>
+          <w:sz w:val="26"/>
+          <w:szCs w:val="26"/>
+        </w:rPr>
+        <w:t xml:space="preserve"> → </w:t>
       </w:r>
       <w:proofErr w:type="spellStart"/>
       <w:r>
@@ -1440,7 +1476,7 @@
           <w:szCs w:val="26"/>
         </w:rPr>
         <w:drawing>
-          <wp:inline distT="0" distB="0" distL="0" distR="0" wp14:anchorId="78BE8113" wp14:editId="171AE04D">
+          <wp:inline distT="0" distB="0" distL="0" distR="0" wp14:anchorId="3BADB27B" wp14:editId="11A4DE98">
             <wp:extent cx="6641709" cy="3189768"/>
             <wp:effectExtent l="0" t="0" r="6985" b="0"/>
             <wp:docPr id="919724296" name="Picture 2"/>
@@ -3799,7 +3835,7 @@
           <w:szCs w:val="26"/>
         </w:rPr>
         <w:drawing>
-          <wp:inline distT="0" distB="0" distL="0" distR="0" wp14:anchorId="22204A1B" wp14:editId="5FB24179">
+          <wp:inline distT="0" distB="0" distL="0" distR="0" wp14:anchorId="7CFC32C0" wp14:editId="7233DF2A">
             <wp:extent cx="5950211" cy="4316819"/>
             <wp:effectExtent l="0" t="0" r="0" b="0"/>
             <wp:docPr id="1829852343" name="Picture 6"/>
@@ -3901,7 +3937,7 @@
           <w:szCs w:val="26"/>
         </w:rPr>
         <w:drawing>
-          <wp:inline distT="0" distB="0" distL="0" distR="0" wp14:anchorId="7A9A3470" wp14:editId="4D0C92F7">
+          <wp:inline distT="0" distB="0" distL="0" distR="0" wp14:anchorId="4B05525B" wp14:editId="26354FE4">
             <wp:extent cx="5720317" cy="2808156"/>
             <wp:effectExtent l="0" t="0" r="0" b="0"/>
             <wp:docPr id="2144882376" name="Picture 8"/>
@@ -3949,6 +3985,88 @@
           </wp:inline>
         </w:drawing>
       </w:r>
+    </w:p>
+    <w:p>
+      <w:pPr>
+        <w:spacing w:after="40"/>
+        <w:rPr>
+          <w:rFonts w:ascii="Times New Roman" w:hAnsi="Times New Roman" w:cs="Times New Roman"/>
+          <w:b/>
+          <w:bCs/>
+          <w:sz w:val="26"/>
+          <w:szCs w:val="26"/>
+        </w:rPr>
+      </w:pPr>
+      <w:r>
+        <w:rPr>
+          <w:rFonts w:ascii="Times New Roman" w:hAnsi="Times New Roman" w:cs="Times New Roman"/>
+          <w:b/>
+          <w:bCs/>
+          <w:sz w:val="26"/>
+          <w:szCs w:val="26"/>
+        </w:rPr>
+        <w:lastRenderedPageBreak/>
+        <w:drawing>
+          <wp:inline distT="0" distB="0" distL="0" distR="0" wp14:anchorId="1B927B78" wp14:editId="17D63226">
+            <wp:extent cx="6220820" cy="1885950"/>
+            <wp:effectExtent l="0" t="0" r="0" b="0"/>
+            <wp:docPr id="1242319473" name="Picture 2"/>
+            <wp:cNvGraphicFramePr>
+              <a:graphicFrameLocks xmlns:a="http://schemas.openxmlformats.org/drawingml/2006/main" noChangeAspect="1"/>
+            </wp:cNvGraphicFramePr>
+            <a:graphic xmlns:a="http://schemas.openxmlformats.org/drawingml/2006/main">
+              <a:graphicData uri="http://schemas.openxmlformats.org/drawingml/2006/picture">
+                <pic:pic xmlns:pic="http://schemas.openxmlformats.org/drawingml/2006/picture">
+                  <pic:nvPicPr>
+                    <pic:cNvPr id="0" name="Picture 6"/>
+                    <pic:cNvPicPr>
+                      <a:picLocks noChangeAspect="1" noChangeArrowheads="1"/>
+                    </pic:cNvPicPr>
+                  </pic:nvPicPr>
+                  <pic:blipFill>
+                    <a:blip r:embed="rId9">
+                      <a:extLst>
+                        <a:ext uri="{28A0092B-C50C-407E-A947-70E740481C1C}">
+                          <a14:useLocalDpi xmlns:a14="http://schemas.microsoft.com/office/drawing/2010/main" val="0"/>
+                        </a:ext>
+                      </a:extLst>
+                    </a:blip>
+                    <a:srcRect/>
+                    <a:stretch>
+                      <a:fillRect/>
+                    </a:stretch>
+                  </pic:blipFill>
+                  <pic:spPr bwMode="auto">
+                    <a:xfrm>
+                      <a:off x="0" y="0"/>
+                      <a:ext cx="6231964" cy="1889328"/>
+                    </a:xfrm>
+                    <a:prstGeom prst="rect">
+                      <a:avLst/>
+                    </a:prstGeom>
+                    <a:noFill/>
+                    <a:ln>
+                      <a:noFill/>
+                    </a:ln>
+                  </pic:spPr>
+                </pic:pic>
+              </a:graphicData>
+            </a:graphic>
+          </wp:inline>
+        </w:drawing>
+      </w:r>
+    </w:p>
+    <w:p>
+      <w:pPr>
+        <w:spacing w:after="40"/>
+        <w:rPr>
+          <w:rFonts w:ascii="Times New Roman" w:hAnsi="Times New Roman" w:cs="Times New Roman"/>
+          <w:b/>
+          <w:bCs/>
+          <w:sz w:val="26"/>
+          <w:szCs w:val="26"/>
+        </w:rPr>
+      </w:pPr>
     </w:p>
     <w:p>
       <w:pPr>
@@ -4034,12 +4152,12 @@
           <w:rFonts w:ascii="Times New Roman" w:hAnsi="Times New Roman" w:cs="Times New Roman"/>
           <w:b/>
           <w:bCs/>
+          <w:noProof/>
           <w:sz w:val="26"/>
           <w:szCs w:val="26"/>
         </w:rPr>
-        <w:lastRenderedPageBreak/>
         <w:drawing>
-          <wp:inline distT="0" distB="0" distL="0" distR="0" wp14:anchorId="4513BF94" wp14:editId="60C3DFBF">
+          <wp:inline distT="0" distB="0" distL="0" distR="0" wp14:anchorId="6646A7B5" wp14:editId="3F9CA857">
             <wp:extent cx="5801506" cy="3857625"/>
             <wp:effectExtent l="0" t="0" r="8890" b="0"/>
             <wp:docPr id="909609351" name="Picture 1"/>
@@ -4054,7 +4172,7 @@
                     <pic:cNvPicPr/>
                   </pic:nvPicPr>
                   <pic:blipFill>
-                    <a:blip r:embed="rId9"/>
+                    <a:blip r:embed="rId10"/>
                     <a:stretch>
                       <a:fillRect/>
                     </a:stretch>
@@ -4067,6 +4185,208 @@
                     <a:prstGeom prst="rect">
                       <a:avLst/>
                     </a:prstGeom>
+                  </pic:spPr>
+                </pic:pic>
+              </a:graphicData>
+            </a:graphic>
+          </wp:inline>
+        </w:drawing>
+      </w:r>
+    </w:p>
+    <w:p>
+      <w:pPr>
+        <w:spacing w:before="240" w:after="80"/>
+      </w:pPr>
+      <w:r>
+        <w:rPr>
+          <w:rFonts w:ascii="Times New Roman" w:hAnsi="Times New Roman"/>
+          <w:b/>
+          <w:sz w:val="26"/>
+        </w:rPr>
+        <w:t>4.1. Attention ở đây là gì</w:t>
+      </w:r>
+    </w:p>
+    <w:p>
+      <w:r>
+        <w:rPr>
+          <w:rFonts w:ascii="Times New Roman" w:hAnsi="Times New Roman"/>
+          <w:sz w:val="26"/>
+        </w:rPr>
+        <w:t>Mô hình fusion giữa cơ bản (F2a) cho ảnh RGB đi qua một backbone, ảnh IR đi qua một backbone khác, rồi ghép hai bộ đặc trưng lại và dùng một lớp Conv 1×1 trộn chúng. Vấn đề là lớp trộn này học xong thì cố định: mọi ảnh — ban ngày nắng gắt hay ban đêm tối đen — đều được trộn theo đúng một công thức.</w:t>
+      </w:r>
+    </w:p>
+    <w:p>
+      <w:r>
+        <w:rPr>
+          <w:rFonts w:ascii="Times New Roman" w:hAnsi="Times New Roman"/>
+          <w:sz w:val="26"/>
+        </w:rPr>
+        <w:t xml:space="preserve">Attention (cơ chế chú ý) sinh ra để sửa đúng điểm đó. Ta gắn thêm một </w:t>
+      </w:r>
+      <w:r>
+        <w:rPr>
+          <w:rFonts w:ascii="Times New Roman" w:hAnsi="Times New Roman"/>
+          <w:b/>
+          <w:sz w:val="26"/>
+        </w:rPr>
+        <w:t>“cổng”</w:t>
+      </w:r>
+      <w:r>
+        <w:rPr>
+          <w:rFonts w:ascii="Times New Roman" w:hAnsi="Times New Roman"/>
+          <w:sz w:val="26"/>
+        </w:rPr>
+        <w:t xml:space="preserve"> nhỏ: nó nhìn vào chính đặc trưng của ảnh đang xử lý rồi sinh ra một bộ trọng số riêng cho ảnh đó. Ảnh ban đêm, kênh RGB gần như vô dụng thì cổng hạ trọng số của RGB xuống và nâng trọng số </w:t>
+      </w:r>
+      <w:r>
+        <w:rPr>
+          <w:rFonts w:ascii="Times New Roman" w:hAnsi="Times New Roman"/>
+          <w:sz w:val="26"/>
+        </w:rPr>
+        <w:lastRenderedPageBreak/>
+        <w:t>của IR lên; ảnh ban ngày thì ngược lại. Nói ngắn gọn: Conv 1×1 là công thức trộn cố định, còn cổng attention là công thức trộn thay đổi theo từng ảnh.</w:t>
+      </w:r>
+    </w:p>
+    <w:p>
+      <w:r>
+        <w:rPr>
+          <w:rFonts w:ascii="Times New Roman" w:hAnsi="Times New Roman"/>
+          <w:sz w:val="26"/>
+        </w:rPr>
+        <w:t>Cách cài đặt (kiểu Squeeze-and-Excitation) gồm ba bước: (1) nén mỗi kênh đặc trưng thành một con số duy nhất bằng cách lấy trung bình toàn ảnh; (2) cho các con số đó qua một mạng nơ-ron nhỏ hai lớp để sinh ra trọng số cho từng kênh; (3) nhân trọng số đó trở lại đặc trưng. Cổng này rất rẻ: chỉ 198.784 tham số, bằng 1,25% so với 15,9 triệu tham số của F2a — nên nếu nó có ích thì đây là cách cải thiện độ chính xác với chi phí gần như bằng không.</w:t>
+      </w:r>
+    </w:p>
+    <w:p>
+      <w:pPr>
+        <w:spacing w:before="240" w:after="80"/>
+      </w:pPr>
+      <w:r>
+        <w:rPr>
+          <w:rFonts w:ascii="Times New Roman" w:hAnsi="Times New Roman"/>
+          <w:b/>
+          <w:sz w:val="26"/>
+        </w:rPr>
+        <w:t>4.</w:t>
+      </w:r>
+      <w:r>
+        <w:rPr>
+          <w:rFonts w:ascii="Times New Roman" w:hAnsi="Times New Roman"/>
+          <w:b/>
+          <w:sz w:val="26"/>
+        </w:rPr>
+        <w:t>2</w:t>
+      </w:r>
+      <w:r>
+        <w:rPr>
+          <w:rFonts w:ascii="Times New Roman" w:hAnsi="Times New Roman"/>
+          <w:b/>
+          <w:sz w:val="26"/>
+        </w:rPr>
+        <w:t>. Hình kết quả</w:t>
+      </w:r>
+    </w:p>
+    <w:p>
+      <w:r>
+        <w:rPr>
+          <w:noProof/>
+        </w:rPr>
+        <w:drawing>
+          <wp:inline distT="0" distB="0" distL="0" distR="0" wp14:anchorId="47EB6B2E" wp14:editId="5B4941D0">
+            <wp:extent cx="6634696" cy="2371725"/>
+            <wp:effectExtent l="0" t="0" r="0" b="0"/>
+            <wp:docPr id="1981558453" name="Picture 3"/>
+            <wp:cNvGraphicFramePr>
+              <a:graphicFrameLocks xmlns:a="http://schemas.openxmlformats.org/drawingml/2006/main" noChangeAspect="1"/>
+            </wp:cNvGraphicFramePr>
+            <a:graphic xmlns:a="http://schemas.openxmlformats.org/drawingml/2006/main">
+              <a:graphicData uri="http://schemas.openxmlformats.org/drawingml/2006/picture">
+                <pic:pic xmlns:pic="http://schemas.openxmlformats.org/drawingml/2006/picture">
+                  <pic:nvPicPr>
+                    <pic:cNvPr id="0" name="Picture 8"/>
+                    <pic:cNvPicPr>
+                      <a:picLocks noChangeAspect="1" noChangeArrowheads="1"/>
+                    </pic:cNvPicPr>
+                  </pic:nvPicPr>
+                  <pic:blipFill>
+                    <a:blip r:embed="rId11">
+                      <a:extLst>
+                        <a:ext uri="{28A0092B-C50C-407E-A947-70E740481C1C}">
+                          <a14:useLocalDpi xmlns:a14="http://schemas.microsoft.com/office/drawing/2010/main" val="0"/>
+                        </a:ext>
+                      </a:extLst>
+                    </a:blip>
+                    <a:srcRect/>
+                    <a:stretch>
+                      <a:fillRect/>
+                    </a:stretch>
+                  </pic:blipFill>
+                  <pic:spPr bwMode="auto">
+                    <a:xfrm>
+                      <a:off x="0" y="0"/>
+                      <a:ext cx="6637902" cy="2372871"/>
+                    </a:xfrm>
+                    <a:prstGeom prst="rect">
+                      <a:avLst/>
+                    </a:prstGeom>
+                    <a:noFill/>
+                    <a:ln>
+                      <a:noFill/>
+                    </a:ln>
+                  </pic:spPr>
+                </pic:pic>
+              </a:graphicData>
+            </a:graphic>
+          </wp:inline>
+        </w:drawing>
+      </w:r>
+    </w:p>
+    <w:p>
+      <w:r>
+        <w:rPr>
+          <w:noProof/>
+        </w:rPr>
+        <w:drawing>
+          <wp:inline distT="0" distB="0" distL="0" distR="0" wp14:anchorId="25746184" wp14:editId="7334EE4E">
+            <wp:extent cx="6467435" cy="2371725"/>
+            <wp:effectExtent l="0" t="0" r="0" b="0"/>
+            <wp:docPr id="904097968" name="Picture 4"/>
+            <wp:cNvGraphicFramePr>
+              <a:graphicFrameLocks xmlns:a="http://schemas.openxmlformats.org/drawingml/2006/main" noChangeAspect="1"/>
+            </wp:cNvGraphicFramePr>
+            <a:graphic xmlns:a="http://schemas.openxmlformats.org/drawingml/2006/main">
+              <a:graphicData uri="http://schemas.openxmlformats.org/drawingml/2006/picture">
+                <pic:pic xmlns:pic="http://schemas.openxmlformats.org/drawingml/2006/picture">
+                  <pic:nvPicPr>
+                    <pic:cNvPr id="0" name="Picture 9"/>
+                    <pic:cNvPicPr>
+                      <a:picLocks noChangeAspect="1" noChangeArrowheads="1"/>
+                    </pic:cNvPicPr>
+                  </pic:nvPicPr>
+                  <pic:blipFill>
+                    <a:blip r:embed="rId12">
+                      <a:extLst>
+                        <a:ext uri="{28A0092B-C50C-407E-A947-70E740481C1C}">
+                          <a14:useLocalDpi xmlns:a14="http://schemas.microsoft.com/office/drawing/2010/main" val="0"/>
+                        </a:ext>
+                      </a:extLst>
+                    </a:blip>
+                    <a:srcRect/>
+                    <a:stretch>
+                      <a:fillRect/>
+                    </a:stretch>
+                  </pic:blipFill>
+                  <pic:spPr bwMode="auto">
+                    <a:xfrm>
+                      <a:off x="0" y="0"/>
+                      <a:ext cx="6472473" cy="2373573"/>
+                    </a:xfrm>
+                    <a:prstGeom prst="rect">
+                      <a:avLst/>
+                    </a:prstGeom>
+                    <a:noFill/>
+                    <a:ln>
+                      <a:noFill/>
+                    </a:ln>
                   </pic:spPr>
                 </pic:pic>
               </a:graphicData>
@@ -4898,7 +5218,6 @@
   <w:style w:type="character" w:default="1" w:styleId="DefaultParagraphFont">
     <w:name w:val="Default Paragraph Font"/>
     <w:uiPriority w:val="1"/>
-    <w:semiHidden/>
     <w:unhideWhenUsed/>
   </w:style>
   <w:style w:type="table" w:default="1" w:styleId="TableNormal">
